--- a/advanced crypto.docx
+++ b/advanced crypto.docx
@@ -28,7 +28,7 @@
                     </pic:cNvPicPr>
                   </pic:nvPicPr>
                   <pic:blipFill>
-                    <a:blip r:embed="rId5">
+                    <a:blip r:embed="rId6">
                       <a:extLst>
                         <a:ext uri="{28A0092B-C50C-407E-A947-70E740481C1C}">
                           <a14:useLocalDpi xmlns:a14="http://schemas.microsoft.com/office/drawing/2010/main" val="0"/>
@@ -102,13 +102,7 @@
     </w:p>
     <w:sdt>
       <w:sdtPr>
-        <w:rPr>
-          <w:rFonts w:asciiTheme="minorHAnsi" w:eastAsiaTheme="minorEastAsia" w:hAnsiTheme="minorHAnsi" w:cstheme="minorBidi"/>
-          <w:color w:val="auto"/>
-          <w:sz w:val="20"/>
-          <w:szCs w:val="20"/>
-        </w:rPr>
-        <w:id w:val="-920943510"/>
+        <w:id w:val="-1804768627"/>
         <w:docPartObj>
           <w:docPartGallery w:val="Table of Contents"/>
           <w:docPartUnique/>
@@ -116,9 +110,13 @@
       </w:sdtPr>
       <w:sdtEndPr>
         <w:rPr>
+          <w:rFonts w:asciiTheme="minorHAnsi" w:eastAsiaTheme="minorEastAsia" w:hAnsiTheme="minorHAnsi" w:cstheme="minorBidi"/>
           <w:b/>
           <w:bCs/>
           <w:noProof/>
+          <w:color w:val="auto"/>
+          <w:sz w:val="20"/>
+          <w:szCs w:val="20"/>
         </w:rPr>
       </w:sdtEndPr>
       <w:sdtContent>
@@ -153,7 +151,7 @@
           <w:r>
             <w:fldChar w:fldCharType="separate"/>
           </w:r>
-          <w:hyperlink w:anchor="_Toc231766355" w:history="1">
+          <w:hyperlink w:anchor="_Toc232357463" w:history="1">
             <w:r>
               <w:rPr>
                 <w:rStyle w:val="Hyperlink"/>
@@ -180,7 +178,7 @@
                 <w:noProof/>
                 <w:webHidden/>
               </w:rPr>
-              <w:instrText xml:space="preserve"> PAGEREF _Toc231766355 \h </w:instrText>
+              <w:instrText xml:space="preserve"> PAGEREF _Toc232357463 \h </w:instrText>
             </w:r>
             <w:r>
               <w:rPr>
@@ -225,7 +223,7 @@
               <w14:ligatures w14:val="standardContextual"/>
             </w:rPr>
           </w:pPr>
-          <w:hyperlink w:anchor="_Toc231766356" w:history="1">
+          <w:hyperlink w:anchor="_Toc232357464" w:history="1">
             <w:r>
               <w:rPr>
                 <w:rStyle w:val="Hyperlink"/>
@@ -252,7 +250,7 @@
                 <w:noProof/>
                 <w:webHidden/>
               </w:rPr>
-              <w:instrText xml:space="preserve"> PAGEREF _Toc231766356 \h </w:instrText>
+              <w:instrText xml:space="preserve"> PAGEREF _Toc232357464 \h </w:instrText>
             </w:r>
             <w:r>
               <w:rPr>
@@ -297,7 +295,7 @@
               <w14:ligatures w14:val="standardContextual"/>
             </w:rPr>
           </w:pPr>
-          <w:hyperlink w:anchor="_Toc231766357" w:history="1">
+          <w:hyperlink w:anchor="_Toc232357465" w:history="1">
             <w:r>
               <w:rPr>
                 <w:rStyle w:val="Hyperlink"/>
@@ -324,7 +322,7 @@
                 <w:noProof/>
                 <w:webHidden/>
               </w:rPr>
-              <w:instrText xml:space="preserve"> PAGEREF _Toc231766357 \h </w:instrText>
+              <w:instrText xml:space="preserve"> PAGEREF _Toc232357465 \h </w:instrText>
             </w:r>
             <w:r>
               <w:rPr>
@@ -369,7 +367,7 @@
               <w14:ligatures w14:val="standardContextual"/>
             </w:rPr>
           </w:pPr>
-          <w:hyperlink w:anchor="_Toc231766358" w:history="1">
+          <w:hyperlink w:anchor="_Toc232357466" w:history="1">
             <w:r>
               <w:rPr>
                 <w:rStyle w:val="Hyperlink"/>
@@ -396,7 +394,7 @@
                 <w:noProof/>
                 <w:webHidden/>
               </w:rPr>
-              <w:instrText xml:space="preserve"> PAGEREF _Toc231766358 \h </w:instrText>
+              <w:instrText xml:space="preserve"> PAGEREF _Toc232357466 \h </w:instrText>
             </w:r>
             <w:r>
               <w:rPr>
@@ -441,7 +439,7 @@
               <w14:ligatures w14:val="standardContextual"/>
             </w:rPr>
           </w:pPr>
-          <w:hyperlink w:anchor="_Toc231766359" w:history="1">
+          <w:hyperlink w:anchor="_Toc232357467" w:history="1">
             <w:r>
               <w:rPr>
                 <w:rStyle w:val="Hyperlink"/>
@@ -468,7 +466,7 @@
                 <w:noProof/>
                 <w:webHidden/>
               </w:rPr>
-              <w:instrText xml:space="preserve"> PAGEREF _Toc231766359 \h </w:instrText>
+              <w:instrText xml:space="preserve"> PAGEREF _Toc232357467 \h </w:instrText>
             </w:r>
             <w:r>
               <w:rPr>
@@ -513,13 +511,13 @@
               <w14:ligatures w14:val="standardContextual"/>
             </w:rPr>
           </w:pPr>
-          <w:hyperlink w:anchor="_Toc231766360" w:history="1">
+          <w:hyperlink w:anchor="_Toc232357468" w:history="1">
             <w:r>
               <w:rPr>
                 <w:rStyle w:val="Hyperlink"/>
                 <w:noProof/>
               </w:rPr>
-              <w:t>local encryption execution</w:t>
+              <w:t>Cryptography libraries</w:t>
             </w:r>
             <w:r>
               <w:rPr>
@@ -540,7 +538,7 @@
                 <w:noProof/>
                 <w:webHidden/>
               </w:rPr>
-              <w:instrText xml:space="preserve"> PAGEREF _Toc231766360 \h </w:instrText>
+              <w:instrText xml:space="preserve"> PAGEREF _Toc232357468 \h </w:instrText>
             </w:r>
             <w:r>
               <w:rPr>
@@ -585,12 +583,84 @@
               <w14:ligatures w14:val="standardContextual"/>
             </w:rPr>
           </w:pPr>
-          <w:hyperlink w:anchor="_Toc231766361" w:history="1">
+          <w:hyperlink w:anchor="_Toc232357469" w:history="1">
             <w:r>
               <w:rPr>
                 <w:rStyle w:val="Hyperlink"/>
                 <w:noProof/>
               </w:rPr>
+              <w:t>local encryption execution</w:t>
+            </w:r>
+            <w:r>
+              <w:rPr>
+                <w:noProof/>
+                <w:webHidden/>
+              </w:rPr>
+              <w:tab/>
+            </w:r>
+            <w:r>
+              <w:rPr>
+                <w:noProof/>
+                <w:webHidden/>
+              </w:rPr>
+              <w:fldChar w:fldCharType="begin"/>
+            </w:r>
+            <w:r>
+              <w:rPr>
+                <w:noProof/>
+                <w:webHidden/>
+              </w:rPr>
+              <w:instrText xml:space="preserve"> PAGEREF _Toc232357469 \h </w:instrText>
+            </w:r>
+            <w:r>
+              <w:rPr>
+                <w:noProof/>
+                <w:webHidden/>
+              </w:rPr>
+            </w:r>
+            <w:r>
+              <w:rPr>
+                <w:noProof/>
+                <w:webHidden/>
+              </w:rPr>
+              <w:fldChar w:fldCharType="separate"/>
+            </w:r>
+            <w:r>
+              <w:rPr>
+                <w:noProof/>
+                <w:webHidden/>
+              </w:rPr>
+              <w:t>5</w:t>
+            </w:r>
+            <w:r>
+              <w:rPr>
+                <w:noProof/>
+                <w:webHidden/>
+              </w:rPr>
+              <w:fldChar w:fldCharType="end"/>
+            </w:r>
+          </w:hyperlink>
+        </w:p>
+        <w:p>
+          <w:pPr>
+            <w:pStyle w:val="TOC2"/>
+            <w:tabs>
+              <w:tab w:val="right" w:leader="dot" w:pos="9350"/>
+            </w:tabs>
+            <w:rPr>
+              <w:noProof/>
+              <w:kern w:val="2"/>
+              <w:sz w:val="24"/>
+              <w:szCs w:val="24"/>
+              <w14:ligatures w14:val="standardContextual"/>
+            </w:rPr>
+          </w:pPr>
+          <w:hyperlink w:anchor="_Toc232357470" w:history="1">
+            <w:r>
+              <w:rPr>
+                <w:rStyle w:val="Hyperlink"/>
+                <w:noProof/>
+              </w:rPr>
               <w:t>Open ssl</w:t>
             </w:r>
             <w:r>
@@ -612,7 +682,7 @@
                 <w:noProof/>
                 <w:webHidden/>
               </w:rPr>
-              <w:instrText xml:space="preserve"> PAGEREF _Toc231766361 \h </w:instrText>
+              <w:instrText xml:space="preserve"> PAGEREF _Toc232357470 \h </w:instrText>
             </w:r>
             <w:r>
               <w:rPr>
@@ -632,7 +702,7 @@
                 <w:noProof/>
                 <w:webHidden/>
               </w:rPr>
-              <w:t>5</w:t>
+              <w:t>6</w:t>
             </w:r>
             <w:r>
               <w:rPr>
@@ -657,7 +727,7 @@
               <w14:ligatures w14:val="standardContextual"/>
             </w:rPr>
           </w:pPr>
-          <w:hyperlink w:anchor="_Toc231766362" w:history="1">
+          <w:hyperlink w:anchor="_Toc232357471" w:history="1">
             <w:r>
               <w:rPr>
                 <w:rStyle w:val="Hyperlink"/>
@@ -684,7 +754,7 @@
                 <w:noProof/>
                 <w:webHidden/>
               </w:rPr>
-              <w:instrText xml:space="preserve"> PAGEREF _Toc231766362 \h </w:instrText>
+              <w:instrText xml:space="preserve"> PAGEREF _Toc232357471 \h </w:instrText>
             </w:r>
             <w:r>
               <w:rPr>
@@ -729,7 +799,7 @@
               <w14:ligatures w14:val="standardContextual"/>
             </w:rPr>
           </w:pPr>
-          <w:hyperlink w:anchor="_Toc231766363" w:history="1">
+          <w:hyperlink w:anchor="_Toc232357472" w:history="1">
             <w:r>
               <w:rPr>
                 <w:rStyle w:val="Hyperlink"/>
@@ -756,7 +826,7 @@
                 <w:noProof/>
                 <w:webHidden/>
               </w:rPr>
-              <w:instrText xml:space="preserve"> PAGEREF _Toc231766363 \h </w:instrText>
+              <w:instrText xml:space="preserve"> PAGEREF _Toc232357472 \h </w:instrText>
             </w:r>
             <w:r>
               <w:rPr>
@@ -776,7 +846,7 @@
                 <w:noProof/>
                 <w:webHidden/>
               </w:rPr>
-              <w:t>6</w:t>
+              <w:t>7</w:t>
             </w:r>
             <w:r>
               <w:rPr>
@@ -801,7 +871,7 @@
               <w14:ligatures w14:val="standardContextual"/>
             </w:rPr>
           </w:pPr>
-          <w:hyperlink w:anchor="_Toc231766364" w:history="1">
+          <w:hyperlink w:anchor="_Toc232357473" w:history="1">
             <w:r>
               <w:rPr>
                 <w:rStyle w:val="Hyperlink"/>
@@ -828,7 +898,7 @@
                 <w:noProof/>
                 <w:webHidden/>
               </w:rPr>
-              <w:instrText xml:space="preserve"> PAGEREF _Toc231766364 \h </w:instrText>
+              <w:instrText xml:space="preserve"> PAGEREF _Toc232357473 \h </w:instrText>
             </w:r>
             <w:r>
               <w:rPr>
@@ -848,7 +918,7 @@
                 <w:noProof/>
                 <w:webHidden/>
               </w:rPr>
-              <w:t>7</w:t>
+              <w:t>8</w:t>
             </w:r>
             <w:r>
               <w:rPr>
@@ -873,7 +943,7 @@
               <w14:ligatures w14:val="standardContextual"/>
             </w:rPr>
           </w:pPr>
-          <w:hyperlink w:anchor="_Toc231766365" w:history="1">
+          <w:hyperlink w:anchor="_Toc232357474" w:history="1">
             <w:r>
               <w:rPr>
                 <w:rStyle w:val="Hyperlink"/>
@@ -900,7 +970,7 @@
                 <w:noProof/>
                 <w:webHidden/>
               </w:rPr>
-              <w:instrText xml:space="preserve"> PAGEREF _Toc231766365 \h </w:instrText>
+              <w:instrText xml:space="preserve"> PAGEREF _Toc232357474 \h </w:instrText>
             </w:r>
             <w:r>
               <w:rPr>
@@ -945,7 +1015,7 @@
               <w14:ligatures w14:val="standardContextual"/>
             </w:rPr>
           </w:pPr>
-          <w:hyperlink w:anchor="_Toc231766366" w:history="1">
+          <w:hyperlink w:anchor="_Toc232357475" w:history="1">
             <w:r>
               <w:rPr>
                 <w:rStyle w:val="Hyperlink"/>
@@ -972,7 +1042,7 @@
                 <w:noProof/>
                 <w:webHidden/>
               </w:rPr>
-              <w:instrText xml:space="preserve"> PAGEREF _Toc231766366 \h </w:instrText>
+              <w:instrText xml:space="preserve"> PAGEREF _Toc232357475 \h </w:instrText>
             </w:r>
             <w:r>
               <w:rPr>
@@ -1017,7 +1087,7 @@
               <w14:ligatures w14:val="standardContextual"/>
             </w:rPr>
           </w:pPr>
-          <w:hyperlink w:anchor="_Toc231766367" w:history="1">
+          <w:hyperlink w:anchor="_Toc232357476" w:history="1">
             <w:r>
               <w:rPr>
                 <w:rStyle w:val="Hyperlink"/>
@@ -1044,7 +1114,7 @@
                 <w:noProof/>
                 <w:webHidden/>
               </w:rPr>
-              <w:instrText xml:space="preserve"> PAGEREF _Toc231766367 \h </w:instrText>
+              <w:instrText xml:space="preserve"> PAGEREF _Toc232357476 \h </w:instrText>
             </w:r>
             <w:r>
               <w:rPr>
@@ -1089,7 +1159,7 @@
               <w14:ligatures w14:val="standardContextual"/>
             </w:rPr>
           </w:pPr>
-          <w:hyperlink w:anchor="_Toc231766368" w:history="1">
+          <w:hyperlink w:anchor="_Toc232357477" w:history="1">
             <w:r>
               <w:rPr>
                 <w:rStyle w:val="Hyperlink"/>
@@ -1116,7 +1186,7 @@
                 <w:noProof/>
                 <w:webHidden/>
               </w:rPr>
-              <w:instrText xml:space="preserve"> PAGEREF _Toc231766368 \h </w:instrText>
+              <w:instrText xml:space="preserve"> PAGEREF _Toc232357477 \h </w:instrText>
             </w:r>
             <w:r>
               <w:rPr>
@@ -1161,7 +1231,7 @@
               <w14:ligatures w14:val="standardContextual"/>
             </w:rPr>
           </w:pPr>
-          <w:hyperlink w:anchor="_Toc231766369" w:history="1">
+          <w:hyperlink w:anchor="_Toc232357478" w:history="1">
             <w:r>
               <w:rPr>
                 <w:rStyle w:val="Hyperlink"/>
@@ -1188,7 +1258,7 @@
                 <w:noProof/>
                 <w:webHidden/>
               </w:rPr>
-              <w:instrText xml:space="preserve"> PAGEREF _Toc231766369 \h </w:instrText>
+              <w:instrText xml:space="preserve"> PAGEREF _Toc232357478 \h </w:instrText>
             </w:r>
             <w:r>
               <w:rPr>
@@ -1233,7 +1303,7 @@
               <w14:ligatures w14:val="standardContextual"/>
             </w:rPr>
           </w:pPr>
-          <w:hyperlink w:anchor="_Toc231766370" w:history="1">
+          <w:hyperlink w:anchor="_Toc232357479" w:history="1">
             <w:r>
               <w:rPr>
                 <w:rStyle w:val="Hyperlink"/>
@@ -1260,7 +1330,7 @@
                 <w:noProof/>
                 <w:webHidden/>
               </w:rPr>
-              <w:instrText xml:space="preserve"> PAGEREF _Toc231766370 \h </w:instrText>
+              <w:instrText xml:space="preserve"> PAGEREF _Toc232357479 \h </w:instrText>
             </w:r>
             <w:r>
               <w:rPr>
@@ -1305,7 +1375,7 @@
               <w14:ligatures w14:val="standardContextual"/>
             </w:rPr>
           </w:pPr>
-          <w:hyperlink w:anchor="_Toc231766371" w:history="1">
+          <w:hyperlink w:anchor="_Toc232357480" w:history="1">
             <w:r>
               <w:rPr>
                 <w:rStyle w:val="Hyperlink"/>
@@ -1332,7 +1402,7 @@
                 <w:noProof/>
                 <w:webHidden/>
               </w:rPr>
-              <w:instrText xml:space="preserve"> PAGEREF _Toc231766371 \h </w:instrText>
+              <w:instrText xml:space="preserve"> PAGEREF _Toc232357480 \h </w:instrText>
             </w:r>
             <w:r>
               <w:rPr>
@@ -1352,7 +1422,7 @@
                 <w:noProof/>
                 <w:webHidden/>
               </w:rPr>
-              <w:t>11</w:t>
+              <w:t>12</w:t>
             </w:r>
             <w:r>
               <w:rPr>
@@ -1377,7 +1447,7 @@
               <w14:ligatures w14:val="standardContextual"/>
             </w:rPr>
           </w:pPr>
-          <w:hyperlink w:anchor="_Toc231766372" w:history="1">
+          <w:hyperlink w:anchor="_Toc232357481" w:history="1">
             <w:r>
               <w:rPr>
                 <w:rStyle w:val="Hyperlink"/>
@@ -1404,7 +1474,7 @@
                 <w:noProof/>
                 <w:webHidden/>
               </w:rPr>
-              <w:instrText xml:space="preserve"> PAGEREF _Toc231766372 \h </w:instrText>
+              <w:instrText xml:space="preserve"> PAGEREF _Toc232357481 \h </w:instrText>
             </w:r>
             <w:r>
               <w:rPr>
@@ -1449,7 +1519,7 @@
               <w14:ligatures w14:val="standardContextual"/>
             </w:rPr>
           </w:pPr>
-          <w:hyperlink w:anchor="_Toc231766373" w:history="1">
+          <w:hyperlink w:anchor="_Toc232357482" w:history="1">
             <w:r>
               <w:rPr>
                 <w:rStyle w:val="Hyperlink"/>
@@ -1476,7 +1546,7 @@
                 <w:noProof/>
                 <w:webHidden/>
               </w:rPr>
-              <w:instrText xml:space="preserve"> PAGEREF _Toc231766373 \h </w:instrText>
+              <w:instrText xml:space="preserve"> PAGEREF _Toc232357482 \h </w:instrText>
             </w:r>
             <w:r>
               <w:rPr>
@@ -1496,7 +1566,7 @@
                 <w:noProof/>
                 <w:webHidden/>
               </w:rPr>
-              <w:t>12</w:t>
+              <w:t>13</w:t>
             </w:r>
             <w:r>
               <w:rPr>
@@ -1521,7 +1591,7 @@
               <w14:ligatures w14:val="standardContextual"/>
             </w:rPr>
           </w:pPr>
-          <w:hyperlink w:anchor="_Toc231766374" w:history="1">
+          <w:hyperlink w:anchor="_Toc232357483" w:history="1">
             <w:r>
               <w:rPr>
                 <w:rStyle w:val="Hyperlink"/>
@@ -1548,7 +1618,7 @@
                 <w:noProof/>
                 <w:webHidden/>
               </w:rPr>
-              <w:instrText xml:space="preserve"> PAGEREF _Toc231766374 \h </w:instrText>
+              <w:instrText xml:space="preserve"> PAGEREF _Toc232357483 \h </w:instrText>
             </w:r>
             <w:r>
               <w:rPr>
@@ -1568,7 +1638,7 @@
                 <w:noProof/>
                 <w:webHidden/>
               </w:rPr>
-              <w:t>12</w:t>
+              <w:t>13</w:t>
             </w:r>
             <w:r>
               <w:rPr>
@@ -1593,7 +1663,7 @@
               <w14:ligatures w14:val="standardContextual"/>
             </w:rPr>
           </w:pPr>
-          <w:hyperlink w:anchor="_Toc231766375" w:history="1">
+          <w:hyperlink w:anchor="_Toc232357484" w:history="1">
             <w:r>
               <w:rPr>
                 <w:rStyle w:val="Hyperlink"/>
@@ -1620,7 +1690,7 @@
                 <w:noProof/>
                 <w:webHidden/>
               </w:rPr>
-              <w:instrText xml:space="preserve"> PAGEREF _Toc231766375 \h </w:instrText>
+              <w:instrText xml:space="preserve"> PAGEREF _Toc232357484 \h </w:instrText>
             </w:r>
             <w:r>
               <w:rPr>
@@ -1665,7 +1735,7 @@
               <w14:ligatures w14:val="standardContextual"/>
             </w:rPr>
           </w:pPr>
-          <w:hyperlink w:anchor="_Toc231766376" w:history="1">
+          <w:hyperlink w:anchor="_Toc232357485" w:history="1">
             <w:r>
               <w:rPr>
                 <w:rStyle w:val="Hyperlink"/>
@@ -1692,7 +1762,7 @@
                 <w:noProof/>
                 <w:webHidden/>
               </w:rPr>
-              <w:instrText xml:space="preserve"> PAGEREF _Toc231766376 \h </w:instrText>
+              <w:instrText xml:space="preserve"> PAGEREF _Toc232357485 \h </w:instrText>
             </w:r>
             <w:r>
               <w:rPr>
@@ -1737,8 +1807,7 @@
               <w14:ligatures w14:val="standardContextual"/>
             </w:rPr>
           </w:pPr>
-          <w:hyperlink w:anchor="_Toc231766377" w:history="1">
-            <w:bookmarkStart w:id="0" w:name="_Toc231766327"/>
+          <w:hyperlink w:anchor="_Toc232357486" w:history="1">
             <w:r>
               <w:rPr>
                 <w:rStyle w:val="Hyperlink"/>
@@ -1747,10 +1816,10 @@
                 <w:noProof/>
               </w:rPr>
               <w:drawing>
-                <wp:inline distT="0" distB="0" distL="0" distR="0" wp14:anchorId="304F2130" wp14:editId="66B8E9B4">
+                <wp:inline distT="0" distB="0" distL="0" distR="0" wp14:anchorId="729EE46D" wp14:editId="54AE102C">
                   <wp:extent cx="5943600" cy="3423285"/>
                   <wp:effectExtent l="0" t="0" r="0" b="5715"/>
-                  <wp:docPr id="1357888804" name="Picture 1"/>
+                  <wp:docPr id="415085258" name="Picture 1"/>
                   <wp:cNvGraphicFramePr>
                     <a:graphicFrameLocks xmlns:a="http://schemas.openxmlformats.org/drawingml/2006/main" noChangeAspect="1"/>
                   </wp:cNvGraphicFramePr>
@@ -1762,7 +1831,7 @@
                           <pic:cNvPicPr/>
                         </pic:nvPicPr>
                         <pic:blipFill>
-                          <a:blip r:embed="rId6"/>
+                          <a:blip r:embed="rId7"/>
                           <a:stretch>
                             <a:fillRect/>
                           </a:stretch>
@@ -1782,7 +1851,6 @@
                 </wp:inline>
               </w:drawing>
             </w:r>
-            <w:bookmarkEnd w:id="0"/>
             <w:r>
               <w:rPr>
                 <w:noProof/>
@@ -1802,7 +1870,7 @@
                 <w:noProof/>
                 <w:webHidden/>
               </w:rPr>
-              <w:instrText xml:space="preserve"> PAGEREF _Toc231766377 \h </w:instrText>
+              <w:instrText xml:space="preserve"> PAGEREF _Toc232357486 \h </w:instrText>
             </w:r>
             <w:r>
               <w:rPr>
@@ -1847,7 +1915,7 @@
               <w14:ligatures w14:val="standardContextual"/>
             </w:rPr>
           </w:pPr>
-          <w:hyperlink w:anchor="_Toc231766378" w:history="1">
+          <w:hyperlink w:anchor="_Toc232357487" w:history="1">
             <w:r>
               <w:rPr>
                 <w:rStyle w:val="Hyperlink"/>
@@ -1874,7 +1942,79 @@
                 <w:noProof/>
                 <w:webHidden/>
               </w:rPr>
-              <w:instrText xml:space="preserve"> PAGEREF _Toc231766378 \h </w:instrText>
+              <w:instrText xml:space="preserve"> PAGEREF _Toc232357487 \h </w:instrText>
+            </w:r>
+            <w:r>
+              <w:rPr>
+                <w:noProof/>
+                <w:webHidden/>
+              </w:rPr>
+            </w:r>
+            <w:r>
+              <w:rPr>
+                <w:noProof/>
+                <w:webHidden/>
+              </w:rPr>
+              <w:fldChar w:fldCharType="separate"/>
+            </w:r>
+            <w:r>
+              <w:rPr>
+                <w:noProof/>
+                <w:webHidden/>
+              </w:rPr>
+              <w:t>14</w:t>
+            </w:r>
+            <w:r>
+              <w:rPr>
+                <w:noProof/>
+                <w:webHidden/>
+              </w:rPr>
+              <w:fldChar w:fldCharType="end"/>
+            </w:r>
+          </w:hyperlink>
+        </w:p>
+        <w:p>
+          <w:pPr>
+            <w:pStyle w:val="TOC1"/>
+            <w:tabs>
+              <w:tab w:val="right" w:leader="dot" w:pos="9350"/>
+            </w:tabs>
+            <w:rPr>
+              <w:noProof/>
+              <w:kern w:val="2"/>
+              <w:sz w:val="24"/>
+              <w:szCs w:val="24"/>
+              <w14:ligatures w14:val="standardContextual"/>
+            </w:rPr>
+          </w:pPr>
+          <w:hyperlink w:anchor="_Toc232357488" w:history="1">
+            <w:r>
+              <w:rPr>
+                <w:rStyle w:val="Hyperlink"/>
+                <w:noProof/>
+              </w:rPr>
+              <w:t>WEEK 5</w:t>
+            </w:r>
+            <w:r>
+              <w:rPr>
+                <w:noProof/>
+                <w:webHidden/>
+              </w:rPr>
+              <w:tab/>
+            </w:r>
+            <w:r>
+              <w:rPr>
+                <w:noProof/>
+                <w:webHidden/>
+              </w:rPr>
+              <w:fldChar w:fldCharType="begin"/>
+            </w:r>
+            <w:r>
+              <w:rPr>
+                <w:noProof/>
+                <w:webHidden/>
+              </w:rPr>
+              <w:instrText xml:space="preserve"> PAGEREF _Toc232357488 \h </w:instrText>
             </w:r>
             <w:r>
               <w:rPr>
@@ -1919,13 +2059,13 @@
               <w14:ligatures w14:val="standardContextual"/>
             </w:rPr>
           </w:pPr>
-          <w:hyperlink w:anchor="_Toc231766379" w:history="1">
+          <w:hyperlink w:anchor="_Toc232357489" w:history="1">
             <w:r>
               <w:rPr>
                 <w:rStyle w:val="Hyperlink"/>
                 <w:noProof/>
               </w:rPr>
-              <w:t>When you decrypt data, your script needs to intake the Ciphertext, the Secret Key, and the Nonce/IV, process them through the cipher, and output the result. To view the results clearly in VS Code, you can print the output both as raw bytes (hexadecimal) and as a decoded, human-readable string.</w:t>
+              <w:t>RSA KEY PAIR</w:t>
             </w:r>
             <w:r>
               <w:rPr>
@@ -1946,7 +2086,7 @@
                 <w:noProof/>
                 <w:webHidden/>
               </w:rPr>
-              <w:instrText xml:space="preserve"> PAGEREF _Toc231766379 \h </w:instrText>
+              <w:instrText xml:space="preserve"> PAGEREF _Toc232357489 \h </w:instrText>
             </w:r>
             <w:r>
               <w:rPr>
@@ -1967,6 +2107,150 @@
                 <w:webHidden/>
               </w:rPr>
               <w:t>14</w:t>
+            </w:r>
+            <w:r>
+              <w:rPr>
+                <w:noProof/>
+                <w:webHidden/>
+              </w:rPr>
+              <w:fldChar w:fldCharType="end"/>
+            </w:r>
+          </w:hyperlink>
+        </w:p>
+        <w:p>
+          <w:pPr>
+            <w:pStyle w:val="TOC2"/>
+            <w:tabs>
+              <w:tab w:val="right" w:leader="dot" w:pos="9350"/>
+            </w:tabs>
+            <w:rPr>
+              <w:noProof/>
+              <w:kern w:val="2"/>
+              <w:sz w:val="24"/>
+              <w:szCs w:val="24"/>
+              <w14:ligatures w14:val="standardContextual"/>
+            </w:rPr>
+          </w:pPr>
+          <w:hyperlink w:anchor="_Toc232357490" w:history="1">
+            <w:r>
+              <w:rPr>
+                <w:rStyle w:val="Hyperlink"/>
+                <w:noProof/>
+              </w:rPr>
+              <w:t>Public key encryption</w:t>
+            </w:r>
+            <w:r>
+              <w:rPr>
+                <w:noProof/>
+                <w:webHidden/>
+              </w:rPr>
+              <w:tab/>
+            </w:r>
+            <w:r>
+              <w:rPr>
+                <w:noProof/>
+                <w:webHidden/>
+              </w:rPr>
+              <w:fldChar w:fldCharType="begin"/>
+            </w:r>
+            <w:r>
+              <w:rPr>
+                <w:noProof/>
+                <w:webHidden/>
+              </w:rPr>
+              <w:instrText xml:space="preserve"> PAGEREF _Toc232357490 \h </w:instrText>
+            </w:r>
+            <w:r>
+              <w:rPr>
+                <w:noProof/>
+                <w:webHidden/>
+              </w:rPr>
+            </w:r>
+            <w:r>
+              <w:rPr>
+                <w:noProof/>
+                <w:webHidden/>
+              </w:rPr>
+              <w:fldChar w:fldCharType="separate"/>
+            </w:r>
+            <w:r>
+              <w:rPr>
+                <w:noProof/>
+                <w:webHidden/>
+              </w:rPr>
+              <w:t>16</w:t>
+            </w:r>
+            <w:r>
+              <w:rPr>
+                <w:noProof/>
+                <w:webHidden/>
+              </w:rPr>
+              <w:fldChar w:fldCharType="end"/>
+            </w:r>
+          </w:hyperlink>
+        </w:p>
+        <w:p>
+          <w:pPr>
+            <w:pStyle w:val="TOC2"/>
+            <w:tabs>
+              <w:tab w:val="right" w:leader="dot" w:pos="9350"/>
+            </w:tabs>
+            <w:rPr>
+              <w:noProof/>
+              <w:kern w:val="2"/>
+              <w:sz w:val="24"/>
+              <w:szCs w:val="24"/>
+              <w14:ligatures w14:val="standardContextual"/>
+            </w:rPr>
+          </w:pPr>
+          <w:hyperlink w:anchor="_Toc232357491" w:history="1">
+            <w:r>
+              <w:rPr>
+                <w:rStyle w:val="Hyperlink"/>
+                <w:noProof/>
+              </w:rPr>
+              <w:t>Private key decryption</w:t>
+            </w:r>
+            <w:r>
+              <w:rPr>
+                <w:noProof/>
+                <w:webHidden/>
+              </w:rPr>
+              <w:tab/>
+            </w:r>
+            <w:r>
+              <w:rPr>
+                <w:noProof/>
+                <w:webHidden/>
+              </w:rPr>
+              <w:fldChar w:fldCharType="begin"/>
+            </w:r>
+            <w:r>
+              <w:rPr>
+                <w:noProof/>
+                <w:webHidden/>
+              </w:rPr>
+              <w:instrText xml:space="preserve"> PAGEREF _Toc232357491 \h </w:instrText>
+            </w:r>
+            <w:r>
+              <w:rPr>
+                <w:noProof/>
+                <w:webHidden/>
+              </w:rPr>
+            </w:r>
+            <w:r>
+              <w:rPr>
+                <w:noProof/>
+                <w:webHidden/>
+              </w:rPr>
+              <w:fldChar w:fldCharType="separate"/>
+            </w:r>
+            <w:r>
+              <w:rPr>
+                <w:noProof/>
+                <w:webHidden/>
+              </w:rPr>
+              <w:t>17</w:t>
             </w:r>
             <w:r>
               <w:rPr>
@@ -1991,13 +2275,13 @@
               <w14:ligatures w14:val="standardContextual"/>
             </w:rPr>
           </w:pPr>
-          <w:hyperlink w:anchor="_Toc231766380" w:history="1">
+          <w:hyperlink w:anchor="_Toc232357492" w:history="1">
             <w:r>
               <w:rPr>
                 <w:rStyle w:val="Hyperlink"/>
                 <w:noProof/>
               </w:rPr>
-              <w:t>WEEK 5</w:t>
+              <w:t>SPN IMPLEMENTATION WEEK 6</w:t>
             </w:r>
             <w:r>
               <w:rPr>
@@ -2018,7 +2302,7 @@
                 <w:noProof/>
                 <w:webHidden/>
               </w:rPr>
-              <w:instrText xml:space="preserve"> PAGEREF _Toc231766380 \h </w:instrText>
+              <w:instrText xml:space="preserve"> PAGEREF _Toc232357492 \h </w:instrText>
             </w:r>
             <w:r>
               <w:rPr>
@@ -2038,7 +2322,215 @@
                 <w:noProof/>
                 <w:webHidden/>
               </w:rPr>
-              <w:t>14</w:t>
+              <w:t>18</w:t>
+            </w:r>
+            <w:r>
+              <w:rPr>
+                <w:noProof/>
+                <w:webHidden/>
+              </w:rPr>
+              <w:fldChar w:fldCharType="end"/>
+            </w:r>
+          </w:hyperlink>
+        </w:p>
+        <w:p>
+          <w:pPr>
+            <w:pStyle w:val="TOC3"/>
+            <w:tabs>
+              <w:tab w:val="right" w:leader="dot" w:pos="9350"/>
+            </w:tabs>
+            <w:rPr>
+              <w:noProof/>
+            </w:rPr>
+          </w:pPr>
+          <w:hyperlink w:anchor="_Toc232357493" w:history="1">
+            <w:r>
+              <w:rPr>
+                <w:rStyle w:val="Hyperlink"/>
+                <w:noProof/>
+              </w:rPr>
+              <w:t>PLAINTEXT</w:t>
+            </w:r>
+            <w:r>
+              <w:rPr>
+                <w:noProof/>
+                <w:webHidden/>
+              </w:rPr>
+              <w:tab/>
+            </w:r>
+            <w:r>
+              <w:rPr>
+                <w:noProof/>
+                <w:webHidden/>
+              </w:rPr>
+              <w:fldChar w:fldCharType="begin"/>
+            </w:r>
+            <w:r>
+              <w:rPr>
+                <w:noProof/>
+                <w:webHidden/>
+              </w:rPr>
+              <w:instrText xml:space="preserve"> PAGEREF _Toc232357493 \h </w:instrText>
+            </w:r>
+            <w:r>
+              <w:rPr>
+                <w:noProof/>
+                <w:webHidden/>
+              </w:rPr>
+            </w:r>
+            <w:r>
+              <w:rPr>
+                <w:noProof/>
+                <w:webHidden/>
+              </w:rPr>
+              <w:fldChar w:fldCharType="separate"/>
+            </w:r>
+            <w:r>
+              <w:rPr>
+                <w:noProof/>
+                <w:webHidden/>
+              </w:rPr>
+              <w:t>19</w:t>
+            </w:r>
+            <w:r>
+              <w:rPr>
+                <w:noProof/>
+                <w:webHidden/>
+              </w:rPr>
+              <w:fldChar w:fldCharType="end"/>
+            </w:r>
+          </w:hyperlink>
+        </w:p>
+        <w:p>
+          <w:pPr>
+            <w:pStyle w:val="TOC3"/>
+            <w:tabs>
+              <w:tab w:val="right" w:leader="dot" w:pos="9350"/>
+            </w:tabs>
+            <w:rPr>
+              <w:noProof/>
+            </w:rPr>
+          </w:pPr>
+          <w:hyperlink w:anchor="_Toc232357494" w:history="1">
+            <w:r>
+              <w:rPr>
+                <w:rStyle w:val="Hyperlink"/>
+                <w:noProof/>
+              </w:rPr>
+              <w:t>SUBSTITUTION LAYER</w:t>
+            </w:r>
+            <w:r>
+              <w:rPr>
+                <w:noProof/>
+                <w:webHidden/>
+              </w:rPr>
+              <w:tab/>
+            </w:r>
+            <w:r>
+              <w:rPr>
+                <w:noProof/>
+                <w:webHidden/>
+              </w:rPr>
+              <w:fldChar w:fldCharType="begin"/>
+            </w:r>
+            <w:r>
+              <w:rPr>
+                <w:noProof/>
+                <w:webHidden/>
+              </w:rPr>
+              <w:instrText xml:space="preserve"> PAGEREF _Toc232357494 \h </w:instrText>
+            </w:r>
+            <w:r>
+              <w:rPr>
+                <w:noProof/>
+                <w:webHidden/>
+              </w:rPr>
+            </w:r>
+            <w:r>
+              <w:rPr>
+                <w:noProof/>
+                <w:webHidden/>
+              </w:rPr>
+              <w:fldChar w:fldCharType="separate"/>
+            </w:r>
+            <w:r>
+              <w:rPr>
+                <w:noProof/>
+                <w:webHidden/>
+              </w:rPr>
+              <w:t>20</w:t>
+            </w:r>
+            <w:r>
+              <w:rPr>
+                <w:noProof/>
+                <w:webHidden/>
+              </w:rPr>
+              <w:fldChar w:fldCharType="end"/>
+            </w:r>
+          </w:hyperlink>
+        </w:p>
+        <w:p>
+          <w:pPr>
+            <w:pStyle w:val="TOC1"/>
+            <w:tabs>
+              <w:tab w:val="right" w:leader="dot" w:pos="9350"/>
+            </w:tabs>
+            <w:rPr>
+              <w:noProof/>
+              <w:kern w:val="2"/>
+              <w:sz w:val="24"/>
+              <w:szCs w:val="24"/>
+              <w14:ligatures w14:val="standardContextual"/>
+            </w:rPr>
+          </w:pPr>
+          <w:hyperlink w:anchor="_Toc232357495" w:history="1">
+            <w:r>
+              <w:rPr>
+                <w:rStyle w:val="Hyperlink"/>
+                <w:noProof/>
+              </w:rPr>
+              <w:t>Nonlinearity</w:t>
+            </w:r>
+            <w:r>
+              <w:rPr>
+                <w:noProof/>
+                <w:webHidden/>
+              </w:rPr>
+              <w:tab/>
+            </w:r>
+            <w:r>
+              <w:rPr>
+                <w:noProof/>
+                <w:webHidden/>
+              </w:rPr>
+              <w:fldChar w:fldCharType="begin"/>
+            </w:r>
+            <w:r>
+              <w:rPr>
+                <w:noProof/>
+                <w:webHidden/>
+              </w:rPr>
+              <w:instrText xml:space="preserve"> PAGEREF _Toc232357495 \h </w:instrText>
+            </w:r>
+            <w:r>
+              <w:rPr>
+                <w:noProof/>
+                <w:webHidden/>
+              </w:rPr>
+            </w:r>
+            <w:r>
+              <w:rPr>
+                <w:noProof/>
+                <w:webHidden/>
+              </w:rPr>
+              <w:fldChar w:fldCharType="separate"/>
+            </w:r>
+            <w:r>
+              <w:rPr>
+                <w:noProof/>
+                <w:webHidden/>
+              </w:rPr>
+              <w:t>20</w:t>
             </w:r>
             <w:r>
               <w:rPr>
@@ -2063,13 +2555,13 @@
               <w14:ligatures w14:val="standardContextual"/>
             </w:rPr>
           </w:pPr>
-          <w:hyperlink w:anchor="_Toc231766381" w:history="1">
+          <w:hyperlink w:anchor="_Toc232357496" w:history="1">
             <w:r>
               <w:rPr>
                 <w:rStyle w:val="Hyperlink"/>
                 <w:noProof/>
               </w:rPr>
-              <w:t>RSA KEY PAIR</w:t>
+              <w:t>Fiestel structure</w:t>
             </w:r>
             <w:r>
               <w:rPr>
@@ -2090,7 +2582,7 @@
                 <w:noProof/>
                 <w:webHidden/>
               </w:rPr>
-              <w:instrText xml:space="preserve"> PAGEREF _Toc231766381 \h </w:instrText>
+              <w:instrText xml:space="preserve"> PAGEREF _Toc232357496 \h </w:instrText>
             </w:r>
             <w:r>
               <w:rPr>
@@ -2110,7 +2602,1087 @@
                 <w:noProof/>
                 <w:webHidden/>
               </w:rPr>
-              <w:t>14</w:t>
+              <w:t>21</w:t>
+            </w:r>
+            <w:r>
+              <w:rPr>
+                <w:noProof/>
+                <w:webHidden/>
+              </w:rPr>
+              <w:fldChar w:fldCharType="end"/>
+            </w:r>
+          </w:hyperlink>
+        </w:p>
+        <w:p>
+          <w:pPr>
+            <w:pStyle w:val="TOC2"/>
+            <w:tabs>
+              <w:tab w:val="right" w:leader="dot" w:pos="9350"/>
+            </w:tabs>
+            <w:rPr>
+              <w:noProof/>
+              <w:kern w:val="2"/>
+              <w:sz w:val="24"/>
+              <w:szCs w:val="24"/>
+              <w14:ligatures w14:val="standardContextual"/>
+            </w:rPr>
+          </w:pPr>
+          <w:hyperlink w:anchor="_Toc232357497" w:history="1">
+            <w:r>
+              <w:rPr>
+                <w:rStyle w:val="Hyperlink"/>
+                <w:noProof/>
+              </w:rPr>
+              <w:t>SPN MODIFICATION</w:t>
+            </w:r>
+            <w:r>
+              <w:rPr>
+                <w:noProof/>
+                <w:webHidden/>
+              </w:rPr>
+              <w:tab/>
+            </w:r>
+            <w:r>
+              <w:rPr>
+                <w:noProof/>
+                <w:webHidden/>
+              </w:rPr>
+              <w:fldChar w:fldCharType="begin"/>
+            </w:r>
+            <w:r>
+              <w:rPr>
+                <w:noProof/>
+                <w:webHidden/>
+              </w:rPr>
+              <w:instrText xml:space="preserve"> PAGEREF _Toc232357497 \h </w:instrText>
+            </w:r>
+            <w:r>
+              <w:rPr>
+                <w:noProof/>
+                <w:webHidden/>
+              </w:rPr>
+            </w:r>
+            <w:r>
+              <w:rPr>
+                <w:noProof/>
+                <w:webHidden/>
+              </w:rPr>
+              <w:fldChar w:fldCharType="separate"/>
+            </w:r>
+            <w:r>
+              <w:rPr>
+                <w:noProof/>
+                <w:webHidden/>
+              </w:rPr>
+              <w:t>22</w:t>
+            </w:r>
+            <w:r>
+              <w:rPr>
+                <w:noProof/>
+                <w:webHidden/>
+              </w:rPr>
+              <w:fldChar w:fldCharType="end"/>
+            </w:r>
+          </w:hyperlink>
+        </w:p>
+        <w:p>
+          <w:pPr>
+            <w:pStyle w:val="TOC1"/>
+            <w:tabs>
+              <w:tab w:val="right" w:leader="dot" w:pos="9350"/>
+            </w:tabs>
+            <w:rPr>
+              <w:noProof/>
+              <w:kern w:val="2"/>
+              <w:sz w:val="24"/>
+              <w:szCs w:val="24"/>
+              <w14:ligatures w14:val="standardContextual"/>
+            </w:rPr>
+          </w:pPr>
+          <w:hyperlink w:anchor="_Toc232357498" w:history="1">
+            <w:r>
+              <w:rPr>
+                <w:rStyle w:val="Hyperlink"/>
+                <w:noProof/>
+              </w:rPr>
+              <w:t>WEEK 7</w:t>
+            </w:r>
+            <w:r>
+              <w:rPr>
+                <w:noProof/>
+                <w:webHidden/>
+              </w:rPr>
+              <w:tab/>
+            </w:r>
+            <w:r>
+              <w:rPr>
+                <w:noProof/>
+                <w:webHidden/>
+              </w:rPr>
+              <w:fldChar w:fldCharType="begin"/>
+            </w:r>
+            <w:r>
+              <w:rPr>
+                <w:noProof/>
+                <w:webHidden/>
+              </w:rPr>
+              <w:instrText xml:space="preserve"> PAGEREF _Toc232357498 \h </w:instrText>
+            </w:r>
+            <w:r>
+              <w:rPr>
+                <w:noProof/>
+                <w:webHidden/>
+              </w:rPr>
+            </w:r>
+            <w:r>
+              <w:rPr>
+                <w:noProof/>
+                <w:webHidden/>
+              </w:rPr>
+              <w:fldChar w:fldCharType="separate"/>
+            </w:r>
+            <w:r>
+              <w:rPr>
+                <w:noProof/>
+                <w:webHidden/>
+              </w:rPr>
+              <w:t>23</w:t>
+            </w:r>
+            <w:r>
+              <w:rPr>
+                <w:noProof/>
+                <w:webHidden/>
+              </w:rPr>
+              <w:fldChar w:fldCharType="end"/>
+            </w:r>
+          </w:hyperlink>
+        </w:p>
+        <w:p>
+          <w:pPr>
+            <w:pStyle w:val="TOC2"/>
+            <w:tabs>
+              <w:tab w:val="right" w:leader="dot" w:pos="9350"/>
+            </w:tabs>
+            <w:rPr>
+              <w:noProof/>
+              <w:kern w:val="2"/>
+              <w:sz w:val="24"/>
+              <w:szCs w:val="24"/>
+              <w14:ligatures w14:val="standardContextual"/>
+            </w:rPr>
+          </w:pPr>
+          <w:hyperlink w:anchor="_Toc232357499" w:history="1">
+            <w:r>
+              <w:rPr>
+                <w:rStyle w:val="Hyperlink"/>
+                <w:noProof/>
+              </w:rPr>
+              <w:t>Python programme</w:t>
+            </w:r>
+            <w:r>
+              <w:rPr>
+                <w:noProof/>
+                <w:webHidden/>
+              </w:rPr>
+              <w:tab/>
+            </w:r>
+            <w:r>
+              <w:rPr>
+                <w:noProof/>
+                <w:webHidden/>
+              </w:rPr>
+              <w:fldChar w:fldCharType="begin"/>
+            </w:r>
+            <w:r>
+              <w:rPr>
+                <w:noProof/>
+                <w:webHidden/>
+              </w:rPr>
+              <w:instrText xml:space="preserve"> PAGEREF _Toc232357499 \h </w:instrText>
+            </w:r>
+            <w:r>
+              <w:rPr>
+                <w:noProof/>
+                <w:webHidden/>
+              </w:rPr>
+            </w:r>
+            <w:r>
+              <w:rPr>
+                <w:noProof/>
+                <w:webHidden/>
+              </w:rPr>
+              <w:fldChar w:fldCharType="separate"/>
+            </w:r>
+            <w:r>
+              <w:rPr>
+                <w:noProof/>
+                <w:webHidden/>
+              </w:rPr>
+              <w:t>23</w:t>
+            </w:r>
+            <w:r>
+              <w:rPr>
+                <w:noProof/>
+                <w:webHidden/>
+              </w:rPr>
+              <w:fldChar w:fldCharType="end"/>
+            </w:r>
+          </w:hyperlink>
+        </w:p>
+        <w:p>
+          <w:pPr>
+            <w:pStyle w:val="TOC1"/>
+            <w:tabs>
+              <w:tab w:val="right" w:leader="dot" w:pos="9350"/>
+            </w:tabs>
+            <w:rPr>
+              <w:noProof/>
+              <w:kern w:val="2"/>
+              <w:sz w:val="24"/>
+              <w:szCs w:val="24"/>
+              <w14:ligatures w14:val="standardContextual"/>
+            </w:rPr>
+          </w:pPr>
+          <w:hyperlink w:anchor="_Toc232357500" w:history="1">
+            <w:r>
+              <w:rPr>
+                <w:rStyle w:val="Hyperlink"/>
+                <w:noProof/>
+              </w:rPr>
+              <w:t>Block cipher security</w:t>
+            </w:r>
+            <w:r>
+              <w:rPr>
+                <w:noProof/>
+                <w:webHidden/>
+              </w:rPr>
+              <w:tab/>
+            </w:r>
+            <w:r>
+              <w:rPr>
+                <w:noProof/>
+                <w:webHidden/>
+              </w:rPr>
+              <w:fldChar w:fldCharType="begin"/>
+            </w:r>
+            <w:r>
+              <w:rPr>
+                <w:noProof/>
+                <w:webHidden/>
+              </w:rPr>
+              <w:instrText xml:space="preserve"> PAGEREF _Toc232357500 \h </w:instrText>
+            </w:r>
+            <w:r>
+              <w:rPr>
+                <w:noProof/>
+                <w:webHidden/>
+              </w:rPr>
+            </w:r>
+            <w:r>
+              <w:rPr>
+                <w:noProof/>
+                <w:webHidden/>
+              </w:rPr>
+              <w:fldChar w:fldCharType="separate"/>
+            </w:r>
+            <w:r>
+              <w:rPr>
+                <w:noProof/>
+                <w:webHidden/>
+              </w:rPr>
+              <w:t>23</w:t>
+            </w:r>
+            <w:r>
+              <w:rPr>
+                <w:noProof/>
+                <w:webHidden/>
+              </w:rPr>
+              <w:fldChar w:fldCharType="end"/>
+            </w:r>
+          </w:hyperlink>
+        </w:p>
+        <w:p>
+          <w:pPr>
+            <w:pStyle w:val="TOC2"/>
+            <w:tabs>
+              <w:tab w:val="right" w:leader="dot" w:pos="9350"/>
+            </w:tabs>
+            <w:rPr>
+              <w:noProof/>
+              <w:kern w:val="2"/>
+              <w:sz w:val="24"/>
+              <w:szCs w:val="24"/>
+              <w14:ligatures w14:val="standardContextual"/>
+            </w:rPr>
+          </w:pPr>
+          <w:hyperlink w:anchor="_Toc232357501" w:history="1">
+            <w:r>
+              <w:rPr>
+                <w:rStyle w:val="Hyperlink"/>
+                <w:noProof/>
+              </w:rPr>
+              <w:t>Cipher engine</w:t>
+            </w:r>
+            <w:r>
+              <w:rPr>
+                <w:noProof/>
+                <w:webHidden/>
+              </w:rPr>
+              <w:tab/>
+            </w:r>
+            <w:r>
+              <w:rPr>
+                <w:noProof/>
+                <w:webHidden/>
+              </w:rPr>
+              <w:fldChar w:fldCharType="begin"/>
+            </w:r>
+            <w:r>
+              <w:rPr>
+                <w:noProof/>
+                <w:webHidden/>
+              </w:rPr>
+              <w:instrText xml:space="preserve"> PAGEREF _Toc232357501 \h </w:instrText>
+            </w:r>
+            <w:r>
+              <w:rPr>
+                <w:noProof/>
+                <w:webHidden/>
+              </w:rPr>
+            </w:r>
+            <w:r>
+              <w:rPr>
+                <w:noProof/>
+                <w:webHidden/>
+              </w:rPr>
+              <w:fldChar w:fldCharType="separate"/>
+            </w:r>
+            <w:r>
+              <w:rPr>
+                <w:noProof/>
+                <w:webHidden/>
+              </w:rPr>
+              <w:t>24</w:t>
+            </w:r>
+            <w:r>
+              <w:rPr>
+                <w:noProof/>
+                <w:webHidden/>
+              </w:rPr>
+              <w:fldChar w:fldCharType="end"/>
+            </w:r>
+          </w:hyperlink>
+        </w:p>
+        <w:p>
+          <w:pPr>
+            <w:pStyle w:val="TOC2"/>
+            <w:tabs>
+              <w:tab w:val="right" w:leader="dot" w:pos="9350"/>
+            </w:tabs>
+            <w:rPr>
+              <w:noProof/>
+              <w:kern w:val="2"/>
+              <w:sz w:val="24"/>
+              <w:szCs w:val="24"/>
+              <w14:ligatures w14:val="standardContextual"/>
+            </w:rPr>
+          </w:pPr>
+          <w:hyperlink w:anchor="_Toc232357502" w:history="1">
+            <w:r>
+              <w:rPr>
+                <w:rStyle w:val="Hyperlink"/>
+                <w:noProof/>
+              </w:rPr>
+              <w:t>Analyzer</w:t>
+            </w:r>
+            <w:r>
+              <w:rPr>
+                <w:noProof/>
+                <w:webHidden/>
+              </w:rPr>
+              <w:tab/>
+            </w:r>
+            <w:r>
+              <w:rPr>
+                <w:noProof/>
+                <w:webHidden/>
+              </w:rPr>
+              <w:fldChar w:fldCharType="begin"/>
+            </w:r>
+            <w:r>
+              <w:rPr>
+                <w:noProof/>
+                <w:webHidden/>
+              </w:rPr>
+              <w:instrText xml:space="preserve"> PAGEREF _Toc232357502 \h </w:instrText>
+            </w:r>
+            <w:r>
+              <w:rPr>
+                <w:noProof/>
+                <w:webHidden/>
+              </w:rPr>
+            </w:r>
+            <w:r>
+              <w:rPr>
+                <w:noProof/>
+                <w:webHidden/>
+              </w:rPr>
+              <w:fldChar w:fldCharType="separate"/>
+            </w:r>
+            <w:r>
+              <w:rPr>
+                <w:noProof/>
+                <w:webHidden/>
+              </w:rPr>
+              <w:t>24</w:t>
+            </w:r>
+            <w:r>
+              <w:rPr>
+                <w:noProof/>
+                <w:webHidden/>
+              </w:rPr>
+              <w:fldChar w:fldCharType="end"/>
+            </w:r>
+          </w:hyperlink>
+        </w:p>
+        <w:p>
+          <w:pPr>
+            <w:pStyle w:val="TOC1"/>
+            <w:tabs>
+              <w:tab w:val="right" w:leader="dot" w:pos="9350"/>
+            </w:tabs>
+            <w:rPr>
+              <w:noProof/>
+              <w:kern w:val="2"/>
+              <w:sz w:val="24"/>
+              <w:szCs w:val="24"/>
+              <w14:ligatures w14:val="standardContextual"/>
+            </w:rPr>
+          </w:pPr>
+          <w:hyperlink w:anchor="_Toc232357503" w:history="1">
+            <w:r>
+              <w:rPr>
+                <w:rStyle w:val="Hyperlink"/>
+                <w:noProof/>
+              </w:rPr>
+              <w:t>Lessons learnt</w:t>
+            </w:r>
+            <w:r>
+              <w:rPr>
+                <w:noProof/>
+                <w:webHidden/>
+              </w:rPr>
+              <w:tab/>
+            </w:r>
+            <w:r>
+              <w:rPr>
+                <w:noProof/>
+                <w:webHidden/>
+              </w:rPr>
+              <w:fldChar w:fldCharType="begin"/>
+            </w:r>
+            <w:r>
+              <w:rPr>
+                <w:noProof/>
+                <w:webHidden/>
+              </w:rPr>
+              <w:instrText xml:space="preserve"> PAGEREF _Toc232357503 \h </w:instrText>
+            </w:r>
+            <w:r>
+              <w:rPr>
+                <w:noProof/>
+                <w:webHidden/>
+              </w:rPr>
+            </w:r>
+            <w:r>
+              <w:rPr>
+                <w:noProof/>
+                <w:webHidden/>
+              </w:rPr>
+              <w:fldChar w:fldCharType="separate"/>
+            </w:r>
+            <w:r>
+              <w:rPr>
+                <w:noProof/>
+                <w:webHidden/>
+              </w:rPr>
+              <w:t>25</w:t>
+            </w:r>
+            <w:r>
+              <w:rPr>
+                <w:noProof/>
+                <w:webHidden/>
+              </w:rPr>
+              <w:fldChar w:fldCharType="end"/>
+            </w:r>
+          </w:hyperlink>
+        </w:p>
+        <w:p>
+          <w:pPr>
+            <w:pStyle w:val="TOC1"/>
+            <w:tabs>
+              <w:tab w:val="right" w:leader="dot" w:pos="9350"/>
+            </w:tabs>
+            <w:rPr>
+              <w:noProof/>
+              <w:kern w:val="2"/>
+              <w:sz w:val="24"/>
+              <w:szCs w:val="24"/>
+              <w14:ligatures w14:val="standardContextual"/>
+            </w:rPr>
+          </w:pPr>
+          <w:hyperlink w:anchor="_Toc232357504" w:history="1">
+            <w:r>
+              <w:rPr>
+                <w:rStyle w:val="Hyperlink"/>
+                <w:noProof/>
+              </w:rPr>
+              <w:t>Secure hashing functions</w:t>
+            </w:r>
+            <w:r>
+              <w:rPr>
+                <w:noProof/>
+                <w:webHidden/>
+              </w:rPr>
+              <w:tab/>
+            </w:r>
+            <w:r>
+              <w:rPr>
+                <w:noProof/>
+                <w:webHidden/>
+              </w:rPr>
+              <w:fldChar w:fldCharType="begin"/>
+            </w:r>
+            <w:r>
+              <w:rPr>
+                <w:noProof/>
+                <w:webHidden/>
+              </w:rPr>
+              <w:instrText xml:space="preserve"> PAGEREF _Toc232357504 \h </w:instrText>
+            </w:r>
+            <w:r>
+              <w:rPr>
+                <w:noProof/>
+                <w:webHidden/>
+              </w:rPr>
+            </w:r>
+            <w:r>
+              <w:rPr>
+                <w:noProof/>
+                <w:webHidden/>
+              </w:rPr>
+              <w:fldChar w:fldCharType="separate"/>
+            </w:r>
+            <w:r>
+              <w:rPr>
+                <w:noProof/>
+                <w:webHidden/>
+              </w:rPr>
+              <w:t>25</w:t>
+            </w:r>
+            <w:r>
+              <w:rPr>
+                <w:noProof/>
+                <w:webHidden/>
+              </w:rPr>
+              <w:fldChar w:fldCharType="end"/>
+            </w:r>
+          </w:hyperlink>
+        </w:p>
+        <w:p>
+          <w:pPr>
+            <w:pStyle w:val="TOC2"/>
+            <w:tabs>
+              <w:tab w:val="right" w:leader="dot" w:pos="9350"/>
+            </w:tabs>
+            <w:rPr>
+              <w:noProof/>
+              <w:kern w:val="2"/>
+              <w:sz w:val="24"/>
+              <w:szCs w:val="24"/>
+              <w14:ligatures w14:val="standardContextual"/>
+            </w:rPr>
+          </w:pPr>
+          <w:hyperlink w:anchor="_Toc232357505" w:history="1">
+            <w:r>
+              <w:rPr>
+                <w:rStyle w:val="Hyperlink"/>
+                <w:noProof/>
+              </w:rPr>
+              <w:t>Sha 256</w:t>
+            </w:r>
+            <w:r>
+              <w:rPr>
+                <w:noProof/>
+                <w:webHidden/>
+              </w:rPr>
+              <w:tab/>
+            </w:r>
+            <w:r>
+              <w:rPr>
+                <w:noProof/>
+                <w:webHidden/>
+              </w:rPr>
+              <w:fldChar w:fldCharType="begin"/>
+            </w:r>
+            <w:r>
+              <w:rPr>
+                <w:noProof/>
+                <w:webHidden/>
+              </w:rPr>
+              <w:instrText xml:space="preserve"> PAGEREF _Toc232357505 \h </w:instrText>
+            </w:r>
+            <w:r>
+              <w:rPr>
+                <w:noProof/>
+                <w:webHidden/>
+              </w:rPr>
+            </w:r>
+            <w:r>
+              <w:rPr>
+                <w:noProof/>
+                <w:webHidden/>
+              </w:rPr>
+              <w:fldChar w:fldCharType="separate"/>
+            </w:r>
+            <w:r>
+              <w:rPr>
+                <w:noProof/>
+                <w:webHidden/>
+              </w:rPr>
+              <w:t>25</w:t>
+            </w:r>
+            <w:r>
+              <w:rPr>
+                <w:noProof/>
+                <w:webHidden/>
+              </w:rPr>
+              <w:fldChar w:fldCharType="end"/>
+            </w:r>
+          </w:hyperlink>
+        </w:p>
+        <w:p>
+          <w:pPr>
+            <w:pStyle w:val="TOC2"/>
+            <w:tabs>
+              <w:tab w:val="right" w:leader="dot" w:pos="9350"/>
+            </w:tabs>
+            <w:rPr>
+              <w:noProof/>
+              <w:kern w:val="2"/>
+              <w:sz w:val="24"/>
+              <w:szCs w:val="24"/>
+              <w14:ligatures w14:val="standardContextual"/>
+            </w:rPr>
+          </w:pPr>
+          <w:hyperlink w:anchor="_Toc232357506" w:history="1">
+            <w:r>
+              <w:rPr>
+                <w:rStyle w:val="Hyperlink"/>
+                <w:noProof/>
+              </w:rPr>
+              <w:t>Password hashing system</w:t>
+            </w:r>
+            <w:r>
+              <w:rPr>
+                <w:noProof/>
+                <w:webHidden/>
+              </w:rPr>
+              <w:tab/>
+            </w:r>
+            <w:r>
+              <w:rPr>
+                <w:noProof/>
+                <w:webHidden/>
+              </w:rPr>
+              <w:fldChar w:fldCharType="begin"/>
+            </w:r>
+            <w:r>
+              <w:rPr>
+                <w:noProof/>
+                <w:webHidden/>
+              </w:rPr>
+              <w:instrText xml:space="preserve"> PAGEREF _Toc232357506 \h </w:instrText>
+            </w:r>
+            <w:r>
+              <w:rPr>
+                <w:noProof/>
+                <w:webHidden/>
+              </w:rPr>
+            </w:r>
+            <w:r>
+              <w:rPr>
+                <w:noProof/>
+                <w:webHidden/>
+              </w:rPr>
+              <w:fldChar w:fldCharType="separate"/>
+            </w:r>
+            <w:r>
+              <w:rPr>
+                <w:noProof/>
+                <w:webHidden/>
+              </w:rPr>
+              <w:t>26</w:t>
+            </w:r>
+            <w:r>
+              <w:rPr>
+                <w:noProof/>
+                <w:webHidden/>
+              </w:rPr>
+              <w:fldChar w:fldCharType="end"/>
+            </w:r>
+          </w:hyperlink>
+        </w:p>
+        <w:p>
+          <w:pPr>
+            <w:pStyle w:val="TOC2"/>
+            <w:tabs>
+              <w:tab w:val="right" w:leader="dot" w:pos="9350"/>
+            </w:tabs>
+            <w:rPr>
+              <w:noProof/>
+              <w:kern w:val="2"/>
+              <w:sz w:val="24"/>
+              <w:szCs w:val="24"/>
+              <w14:ligatures w14:val="standardContextual"/>
+            </w:rPr>
+          </w:pPr>
+          <w:hyperlink w:anchor="_Toc232357507" w:history="1">
+            <w:r>
+              <w:rPr>
+                <w:rStyle w:val="Hyperlink"/>
+                <w:noProof/>
+              </w:rPr>
+              <w:t>Login authentication</w:t>
+            </w:r>
+            <w:r>
+              <w:rPr>
+                <w:noProof/>
+                <w:webHidden/>
+              </w:rPr>
+              <w:tab/>
+            </w:r>
+            <w:r>
+              <w:rPr>
+                <w:noProof/>
+                <w:webHidden/>
+              </w:rPr>
+              <w:fldChar w:fldCharType="begin"/>
+            </w:r>
+            <w:r>
+              <w:rPr>
+                <w:noProof/>
+                <w:webHidden/>
+              </w:rPr>
+              <w:instrText xml:space="preserve"> PAGEREF _Toc232357507 \h </w:instrText>
+            </w:r>
+            <w:r>
+              <w:rPr>
+                <w:noProof/>
+                <w:webHidden/>
+              </w:rPr>
+            </w:r>
+            <w:r>
+              <w:rPr>
+                <w:noProof/>
+                <w:webHidden/>
+              </w:rPr>
+              <w:fldChar w:fldCharType="separate"/>
+            </w:r>
+            <w:r>
+              <w:rPr>
+                <w:noProof/>
+                <w:webHidden/>
+              </w:rPr>
+              <w:t>26</w:t>
+            </w:r>
+            <w:r>
+              <w:rPr>
+                <w:noProof/>
+                <w:webHidden/>
+              </w:rPr>
+              <w:fldChar w:fldCharType="end"/>
+            </w:r>
+          </w:hyperlink>
+        </w:p>
+        <w:p>
+          <w:pPr>
+            <w:pStyle w:val="TOC2"/>
+            <w:tabs>
+              <w:tab w:val="right" w:leader="dot" w:pos="9350"/>
+            </w:tabs>
+            <w:rPr>
+              <w:noProof/>
+              <w:kern w:val="2"/>
+              <w:sz w:val="24"/>
+              <w:szCs w:val="24"/>
+              <w14:ligatures w14:val="standardContextual"/>
+            </w:rPr>
+          </w:pPr>
+          <w:hyperlink w:anchor="_Toc232357508" w:history="1">
+            <w:r>
+              <w:rPr>
+                <w:rStyle w:val="Hyperlink"/>
+                <w:noProof/>
+              </w:rPr>
+              <w:t>Password security</w:t>
+            </w:r>
+            <w:r>
+              <w:rPr>
+                <w:noProof/>
+                <w:webHidden/>
+              </w:rPr>
+              <w:tab/>
+            </w:r>
+            <w:r>
+              <w:rPr>
+                <w:noProof/>
+                <w:webHidden/>
+              </w:rPr>
+              <w:fldChar w:fldCharType="begin"/>
+            </w:r>
+            <w:r>
+              <w:rPr>
+                <w:noProof/>
+                <w:webHidden/>
+              </w:rPr>
+              <w:instrText xml:space="preserve"> PAGEREF _Toc232357508 \h </w:instrText>
+            </w:r>
+            <w:r>
+              <w:rPr>
+                <w:noProof/>
+                <w:webHidden/>
+              </w:rPr>
+            </w:r>
+            <w:r>
+              <w:rPr>
+                <w:noProof/>
+                <w:webHidden/>
+              </w:rPr>
+              <w:fldChar w:fldCharType="separate"/>
+            </w:r>
+            <w:r>
+              <w:rPr>
+                <w:noProof/>
+                <w:webHidden/>
+              </w:rPr>
+              <w:t>27</w:t>
+            </w:r>
+            <w:r>
+              <w:rPr>
+                <w:noProof/>
+                <w:webHidden/>
+              </w:rPr>
+              <w:fldChar w:fldCharType="end"/>
+            </w:r>
+          </w:hyperlink>
+        </w:p>
+        <w:p>
+          <w:pPr>
+            <w:pStyle w:val="TOC2"/>
+            <w:tabs>
+              <w:tab w:val="right" w:leader="dot" w:pos="9350"/>
+            </w:tabs>
+            <w:rPr>
+              <w:noProof/>
+              <w:kern w:val="2"/>
+              <w:sz w:val="24"/>
+              <w:szCs w:val="24"/>
+              <w14:ligatures w14:val="standardContextual"/>
+            </w:rPr>
+          </w:pPr>
+          <w:hyperlink w:anchor="_Toc232357509" w:history="1">
+            <w:r>
+              <w:rPr>
+                <w:rStyle w:val="Hyperlink"/>
+                <w:noProof/>
+              </w:rPr>
+              <w:t>Digital signatures generation</w:t>
+            </w:r>
+            <w:r>
+              <w:rPr>
+                <w:noProof/>
+                <w:webHidden/>
+              </w:rPr>
+              <w:tab/>
+            </w:r>
+            <w:r>
+              <w:rPr>
+                <w:noProof/>
+                <w:webHidden/>
+              </w:rPr>
+              <w:fldChar w:fldCharType="begin"/>
+            </w:r>
+            <w:r>
+              <w:rPr>
+                <w:noProof/>
+                <w:webHidden/>
+              </w:rPr>
+              <w:instrText xml:space="preserve"> PAGEREF _Toc232357509 \h </w:instrText>
+            </w:r>
+            <w:r>
+              <w:rPr>
+                <w:noProof/>
+                <w:webHidden/>
+              </w:rPr>
+            </w:r>
+            <w:r>
+              <w:rPr>
+                <w:noProof/>
+                <w:webHidden/>
+              </w:rPr>
+              <w:fldChar w:fldCharType="separate"/>
+            </w:r>
+            <w:r>
+              <w:rPr>
+                <w:noProof/>
+                <w:webHidden/>
+              </w:rPr>
+              <w:t>27</w:t>
+            </w:r>
+            <w:r>
+              <w:rPr>
+                <w:noProof/>
+                <w:webHidden/>
+              </w:rPr>
+              <w:fldChar w:fldCharType="end"/>
+            </w:r>
+          </w:hyperlink>
+        </w:p>
+        <w:p>
+          <w:pPr>
+            <w:pStyle w:val="TOC2"/>
+            <w:tabs>
+              <w:tab w:val="right" w:leader="dot" w:pos="9350"/>
+            </w:tabs>
+            <w:rPr>
+              <w:noProof/>
+              <w:kern w:val="2"/>
+              <w:sz w:val="24"/>
+              <w:szCs w:val="24"/>
+              <w14:ligatures w14:val="standardContextual"/>
+            </w:rPr>
+          </w:pPr>
+          <w:hyperlink w:anchor="_Toc232357510" w:history="1">
+            <w:r>
+              <w:rPr>
+                <w:rStyle w:val="Hyperlink"/>
+                <w:noProof/>
+              </w:rPr>
+              <w:t>Signature Verification process</w:t>
+            </w:r>
+            <w:r>
+              <w:rPr>
+                <w:noProof/>
+                <w:webHidden/>
+              </w:rPr>
+              <w:tab/>
+            </w:r>
+            <w:r>
+              <w:rPr>
+                <w:noProof/>
+                <w:webHidden/>
+              </w:rPr>
+              <w:fldChar w:fldCharType="begin"/>
+            </w:r>
+            <w:r>
+              <w:rPr>
+                <w:noProof/>
+                <w:webHidden/>
+              </w:rPr>
+              <w:instrText xml:space="preserve"> PAGEREF _Toc232357510 \h </w:instrText>
+            </w:r>
+            <w:r>
+              <w:rPr>
+                <w:noProof/>
+                <w:webHidden/>
+              </w:rPr>
+            </w:r>
+            <w:r>
+              <w:rPr>
+                <w:noProof/>
+                <w:webHidden/>
+              </w:rPr>
+              <w:fldChar w:fldCharType="separate"/>
+            </w:r>
+            <w:r>
+              <w:rPr>
+                <w:noProof/>
+                <w:webHidden/>
+              </w:rPr>
+              <w:t>28</w:t>
+            </w:r>
+            <w:r>
+              <w:rPr>
+                <w:noProof/>
+                <w:webHidden/>
+              </w:rPr>
+              <w:fldChar w:fldCharType="end"/>
+            </w:r>
+          </w:hyperlink>
+        </w:p>
+        <w:p>
+          <w:pPr>
+            <w:pStyle w:val="TOC2"/>
+            <w:tabs>
+              <w:tab w:val="right" w:leader="dot" w:pos="9350"/>
+            </w:tabs>
+            <w:rPr>
+              <w:noProof/>
+              <w:kern w:val="2"/>
+              <w:sz w:val="24"/>
+              <w:szCs w:val="24"/>
+              <w14:ligatures w14:val="standardContextual"/>
+            </w:rPr>
+          </w:pPr>
+          <w:hyperlink w:anchor="_Toc232357511" w:history="1">
+            <w:r>
+              <w:rPr>
+                <w:rStyle w:val="Hyperlink"/>
+                <w:noProof/>
+              </w:rPr>
+              <w:t>Secure document validation</w:t>
+            </w:r>
+            <w:r>
+              <w:rPr>
+                <w:noProof/>
+                <w:webHidden/>
+              </w:rPr>
+              <w:tab/>
+            </w:r>
+            <w:r>
+              <w:rPr>
+                <w:noProof/>
+                <w:webHidden/>
+              </w:rPr>
+              <w:fldChar w:fldCharType="begin"/>
+            </w:r>
+            <w:r>
+              <w:rPr>
+                <w:noProof/>
+                <w:webHidden/>
+              </w:rPr>
+              <w:instrText xml:space="preserve"> PAGEREF _Toc232357511 \h </w:instrText>
+            </w:r>
+            <w:r>
+              <w:rPr>
+                <w:noProof/>
+                <w:webHidden/>
+              </w:rPr>
+            </w:r>
+            <w:r>
+              <w:rPr>
+                <w:noProof/>
+                <w:webHidden/>
+              </w:rPr>
+              <w:fldChar w:fldCharType="separate"/>
+            </w:r>
+            <w:r>
+              <w:rPr>
+                <w:noProof/>
+                <w:webHidden/>
+              </w:rPr>
+              <w:t>29</w:t>
             </w:r>
             <w:r>
               <w:rPr>
@@ -2153,21 +3725,21 @@
       <w:pPr>
         <w:pStyle w:val="Heading1"/>
       </w:pPr>
-      <w:bookmarkStart w:id="1" w:name="_Toc231766355"/>
+      <w:bookmarkStart w:id="0" w:name="_Toc232357463"/>
       <w:r>
         <w:t>week one</w:t>
       </w:r>
+      <w:bookmarkEnd w:id="0"/>
+    </w:p>
+    <w:p>
+      <w:pPr>
+        <w:pStyle w:val="Heading2"/>
+      </w:pPr>
+      <w:bookmarkStart w:id="1" w:name="_Toc232357464"/>
+      <w:r>
+        <w:t>installation of vs code</w:t>
+      </w:r>
       <w:bookmarkEnd w:id="1"/>
-    </w:p>
-    <w:p>
-      <w:pPr>
-        <w:pStyle w:val="Heading2"/>
-      </w:pPr>
-      <w:bookmarkStart w:id="2" w:name="_Toc231766356"/>
-      <w:r>
-        <w:t>installation of vs code</w:t>
-      </w:r>
-      <w:bookmarkEnd w:id="2"/>
     </w:p>
     <w:p>
       <w:pPr>
@@ -2190,7 +3762,6 @@
           <w:sz w:val="24"/>
           <w:szCs w:val="24"/>
         </w:rPr>
-        <w:lastRenderedPageBreak/>
         <w:drawing>
           <wp:inline distT="0" distB="0" distL="0" distR="0" wp14:anchorId="2AAA3523" wp14:editId="2CA836E8">
             <wp:extent cx="5943600" cy="3133090"/>
@@ -2204,72 +3775,6 @@
                 <pic:pic xmlns:pic="http://schemas.openxmlformats.org/drawingml/2006/picture">
                   <pic:nvPicPr>
                     <pic:cNvPr id="740371928" name="Picture 740371928" descr="Welcome - Visual Studio Code"/>
-                    <pic:cNvPicPr/>
-                  </pic:nvPicPr>
-                  <pic:blipFill>
-                    <a:blip r:embed="rId7">
-                      <a:extLst>
-                        <a:ext uri="{28A0092B-C50C-407E-A947-70E740481C1C}">
-                          <a14:useLocalDpi xmlns:a14="http://schemas.microsoft.com/office/drawing/2010/main" val="0"/>
-                        </a:ext>
-                      </a:extLst>
-                    </a:blip>
-                    <a:stretch>
-                      <a:fillRect/>
-                    </a:stretch>
-                  </pic:blipFill>
-                  <pic:spPr>
-                    <a:xfrm>
-                      <a:off x="0" y="0"/>
-                      <a:ext cx="5943600" cy="3133090"/>
-                    </a:xfrm>
-                    <a:prstGeom prst="rect">
-                      <a:avLst/>
-                    </a:prstGeom>
-                  </pic:spPr>
-                </pic:pic>
-              </a:graphicData>
-            </a:graphic>
-          </wp:inline>
-        </w:drawing>
-      </w:r>
-    </w:p>
-    <w:p>
-      <w:pPr>
-        <w:rPr>
-          <w:sz w:val="24"/>
-          <w:szCs w:val="24"/>
-        </w:rPr>
-      </w:pPr>
-    </w:p>
-    <w:p>
-      <w:pPr>
-        <w:pStyle w:val="Heading2"/>
-      </w:pPr>
-      <w:bookmarkStart w:id="3" w:name="_Toc231766357"/>
-      <w:r>
-        <w:t>Installation of python</w:t>
-      </w:r>
-      <w:bookmarkEnd w:id="3"/>
-    </w:p>
-    <w:p>
-      <w:r>
-        <w:rPr>
-          <w:noProof/>
-        </w:rPr>
-        <w:drawing>
-          <wp:inline distT="0" distB="0" distL="0" distR="0" wp14:anchorId="636B9836" wp14:editId="6003A11A">
-            <wp:extent cx="5943600" cy="3133090"/>
-            <wp:effectExtent l="0" t="0" r="0" b="0"/>
-            <wp:docPr id="1486257998" name="Picture 3" descr="Welcome - Visual Studio Code"/>
-            <wp:cNvGraphicFramePr>
-              <a:graphicFrameLocks xmlns:a="http://schemas.openxmlformats.org/drawingml/2006/main" noChangeAspect="1"/>
-            </wp:cNvGraphicFramePr>
-            <a:graphic xmlns:a="http://schemas.openxmlformats.org/drawingml/2006/main">
-              <a:graphicData uri="http://schemas.openxmlformats.org/drawingml/2006/picture">
-                <pic:pic xmlns:pic="http://schemas.openxmlformats.org/drawingml/2006/picture">
-                  <pic:nvPicPr>
-                    <pic:cNvPr id="1486257998" name="Picture 1486257998" descr="Welcome - Visual Studio Code"/>
                     <pic:cNvPicPr/>
                   </pic:nvPicPr>
                   <pic:blipFill>
@@ -2312,12 +3817,12 @@
       <w:pPr>
         <w:pStyle w:val="Heading2"/>
       </w:pPr>
-      <w:bookmarkStart w:id="4" w:name="_Toc231766358"/>
+      <w:bookmarkStart w:id="2" w:name="_Toc232357465"/>
       <w:r>
         <w:lastRenderedPageBreak/>
-        <w:t>Openssl test installation</w:t>
-      </w:r>
-      <w:bookmarkEnd w:id="4"/>
+        <w:t>Installation of python</w:t>
+      </w:r>
+      <w:bookmarkEnd w:id="2"/>
     </w:p>
     <w:p>
       <w:r>
@@ -2325,10 +3830,10 @@
           <w:noProof/>
         </w:rPr>
         <w:drawing>
-          <wp:inline distT="0" distB="0" distL="0" distR="0" wp14:anchorId="1C545144" wp14:editId="0015880B">
+          <wp:inline distT="0" distB="0" distL="0" distR="0" wp14:anchorId="636B9836" wp14:editId="6003A11A">
             <wp:extent cx="5943600" cy="3133090"/>
             <wp:effectExtent l="0" t="0" r="0" b="0"/>
-            <wp:docPr id="309176966" name="Picture 4" descr="C:\WINDOWS\system32\cmd.exe"/>
+            <wp:docPr id="1486257998" name="Picture 3" descr="Welcome - Visual Studio Code"/>
             <wp:cNvGraphicFramePr>
               <a:graphicFrameLocks xmlns:a="http://schemas.openxmlformats.org/drawingml/2006/main" noChangeAspect="1"/>
             </wp:cNvGraphicFramePr>
@@ -2336,7 +3841,7 @@
               <a:graphicData uri="http://schemas.openxmlformats.org/drawingml/2006/picture">
                 <pic:pic xmlns:pic="http://schemas.openxmlformats.org/drawingml/2006/picture">
                   <pic:nvPicPr>
-                    <pic:cNvPr id="309176966" name="Picture 309176966" descr="C:\WINDOWS\system32\cmd.exe"/>
+                    <pic:cNvPr id="1486257998" name="Picture 1486257998" descr="Welcome - Visual Studio Code"/>
                     <pic:cNvPicPr/>
                   </pic:nvPicPr>
                   <pic:blipFill>
@@ -2367,17 +3872,6 @@
         </w:drawing>
       </w:r>
     </w:p>
-    <w:p/>
-    <w:p>
-      <w:pPr>
-        <w:pStyle w:val="Heading2"/>
-      </w:pPr>
-      <w:bookmarkStart w:id="5" w:name="_Toc231766359"/>
-      <w:r>
-        <w:t>Pip installation</w:t>
-      </w:r>
-      <w:bookmarkEnd w:id="5"/>
-    </w:p>
     <w:p>
       <w:pPr>
         <w:rPr>
@@ -2385,17 +3879,32 @@
           <w:szCs w:val="24"/>
         </w:rPr>
       </w:pPr>
+    </w:p>
+    <w:p>
+      <w:pPr>
+        <w:pStyle w:val="Heading2"/>
+      </w:pPr>
+      <w:bookmarkStart w:id="3" w:name="_Toc232357466"/>
+      <w:proofErr w:type="spellStart"/>
+      <w:r>
+        <w:t>Openssl</w:t>
+      </w:r>
+      <w:proofErr w:type="spellEnd"/>
+      <w:r>
+        <w:t xml:space="preserve"> test installation</w:t>
+      </w:r>
+      <w:bookmarkEnd w:id="3"/>
+    </w:p>
+    <w:p>
       <w:r>
         <w:rPr>
           <w:noProof/>
-          <w:sz w:val="24"/>
-          <w:szCs w:val="24"/>
         </w:rPr>
         <w:drawing>
-          <wp:inline distT="0" distB="0" distL="0" distR="0" wp14:anchorId="2FCEC8D7" wp14:editId="0FB47037">
+          <wp:inline distT="0" distB="0" distL="0" distR="0" wp14:anchorId="1C545144" wp14:editId="0015880B">
             <wp:extent cx="5943600" cy="3133090"/>
             <wp:effectExtent l="0" t="0" r="0" b="0"/>
-            <wp:docPr id="545262918" name="Picture 5" descr="pythoni - Downloads - Visual Studio Code"/>
+            <wp:docPr id="309176966" name="Picture 4" descr="C:\WINDOWS\system32\cmd.exe"/>
             <wp:cNvGraphicFramePr>
               <a:graphicFrameLocks xmlns:a="http://schemas.openxmlformats.org/drawingml/2006/main" noChangeAspect="1"/>
             </wp:cNvGraphicFramePr>
@@ -2403,7 +3912,7 @@
               <a:graphicData uri="http://schemas.openxmlformats.org/drawingml/2006/picture">
                 <pic:pic xmlns:pic="http://schemas.openxmlformats.org/drawingml/2006/picture">
                   <pic:nvPicPr>
-                    <pic:cNvPr id="545262918" name="Picture 545262918" descr="pythoni - Downloads - Visual Studio Code"/>
+                    <pic:cNvPr id="309176966" name="Picture 309176966" descr="C:\WINDOWS\system32\cmd.exe"/>
                     <pic:cNvPicPr/>
                   </pic:nvPicPr>
                   <pic:blipFill>
@@ -2434,32 +3943,17 @@
         </w:drawing>
       </w:r>
     </w:p>
-    <w:p>
-      <w:pPr>
-        <w:rPr>
-          <w:sz w:val="24"/>
-          <w:szCs w:val="24"/>
-        </w:rPr>
-      </w:pPr>
-    </w:p>
-    <w:p>
-      <w:pPr>
-        <w:rPr>
-          <w:sz w:val="24"/>
-          <w:szCs w:val="24"/>
-        </w:rPr>
-      </w:pPr>
-    </w:p>
+    <w:p/>
     <w:p>
       <w:pPr>
         <w:pStyle w:val="Heading2"/>
       </w:pPr>
-      <w:bookmarkStart w:id="6" w:name="_Toc231766360"/>
+      <w:bookmarkStart w:id="4" w:name="_Toc232357467"/>
       <w:r>
         <w:lastRenderedPageBreak/>
-        <w:t>local encryption execution</w:t>
-      </w:r>
-      <w:bookmarkEnd w:id="6"/>
+        <w:t>Pip installation</w:t>
+      </w:r>
+      <w:bookmarkEnd w:id="4"/>
     </w:p>
     <w:p>
       <w:pPr>
@@ -2475,10 +3969,10 @@
           <w:szCs w:val="24"/>
         </w:rPr>
         <w:drawing>
-          <wp:inline distT="0" distB="0" distL="0" distR="0" wp14:anchorId="0F511FA0" wp14:editId="2AF73DED">
+          <wp:inline distT="0" distB="0" distL="0" distR="0" wp14:anchorId="2FCEC8D7" wp14:editId="0FB47037">
             <wp:extent cx="5943600" cy="3133090"/>
             <wp:effectExtent l="0" t="0" r="0" b="0"/>
-            <wp:docPr id="1089304614" name="Picture 6" descr="local crpty - Downloads - Visual Studio Code"/>
+            <wp:docPr id="545262918" name="Picture 5" descr="pythoni - Downloads - Visual Studio Code"/>
             <wp:cNvGraphicFramePr>
               <a:graphicFrameLocks xmlns:a="http://schemas.openxmlformats.org/drawingml/2006/main" noChangeAspect="1"/>
             </wp:cNvGraphicFramePr>
@@ -2486,7 +3980,7 @@
               <a:graphicData uri="http://schemas.openxmlformats.org/drawingml/2006/picture">
                 <pic:pic xmlns:pic="http://schemas.openxmlformats.org/drawingml/2006/picture">
                   <pic:nvPicPr>
-                    <pic:cNvPr id="1089304614" name="Picture 1089304614" descr="local crpty - Downloads - Visual Studio Code"/>
+                    <pic:cNvPr id="545262918" name="Picture 545262918" descr="pythoni - Downloads - Visual Studio Code"/>
                     <pic:cNvPicPr/>
                   </pic:nvPicPr>
                   <pic:blipFill>
@@ -2529,11 +4023,140 @@
       <w:pPr>
         <w:pStyle w:val="Heading2"/>
       </w:pPr>
-      <w:bookmarkStart w:id="7" w:name="_Toc231766361"/>
-      <w:r>
-        <w:t>Open ssl</w:t>
+      <w:bookmarkStart w:id="5" w:name="_Toc232357468"/>
+      <w:r>
+        <w:t>Cryptography libraries</w:t>
+      </w:r>
+      <w:bookmarkEnd w:id="5"/>
+    </w:p>
+    <w:p>
+      <w:r>
+        <w:drawing>
+          <wp:inline distT="0" distB="0" distL="0" distR="0" wp14:anchorId="7AE0CA72" wp14:editId="0BC1DE70">
+            <wp:extent cx="5943600" cy="3342640"/>
+            <wp:effectExtent l="0" t="0" r="0" b="0"/>
+            <wp:docPr id="2096686832" name="Picture 1"/>
+            <wp:cNvGraphicFramePr>
+              <a:graphicFrameLocks xmlns:a="http://schemas.openxmlformats.org/drawingml/2006/main" noChangeAspect="1"/>
+            </wp:cNvGraphicFramePr>
+            <a:graphic xmlns:a="http://schemas.openxmlformats.org/drawingml/2006/main">
+              <a:graphicData uri="http://schemas.openxmlformats.org/drawingml/2006/picture">
+                <pic:pic xmlns:pic="http://schemas.openxmlformats.org/drawingml/2006/picture">
+                  <pic:nvPicPr>
+                    <pic:cNvPr id="2096686832" name=""/>
+                    <pic:cNvPicPr/>
+                  </pic:nvPicPr>
+                  <pic:blipFill>
+                    <a:blip r:embed="rId12"/>
+                    <a:stretch>
+                      <a:fillRect/>
+                    </a:stretch>
+                  </pic:blipFill>
+                  <pic:spPr>
+                    <a:xfrm>
+                      <a:off x="0" y="0"/>
+                      <a:ext cx="5943600" cy="3342640"/>
+                    </a:xfrm>
+                    <a:prstGeom prst="rect">
+                      <a:avLst/>
+                    </a:prstGeom>
+                  </pic:spPr>
+                </pic:pic>
+              </a:graphicData>
+            </a:graphic>
+          </wp:inline>
+        </w:drawing>
+      </w:r>
+    </w:p>
+    <w:p>
+      <w:pPr>
+        <w:pStyle w:val="Heading2"/>
+      </w:pPr>
+      <w:bookmarkStart w:id="6" w:name="_Toc232357469"/>
+      <w:r>
+        <w:lastRenderedPageBreak/>
+        <w:t>local encryption execution</w:t>
+      </w:r>
+      <w:bookmarkEnd w:id="6"/>
+    </w:p>
+    <w:p>
+      <w:pPr>
+        <w:rPr>
+          <w:sz w:val="24"/>
+          <w:szCs w:val="24"/>
+        </w:rPr>
+      </w:pPr>
+      <w:r>
+        <w:rPr>
+          <w:noProof/>
+          <w:sz w:val="24"/>
+          <w:szCs w:val="24"/>
+        </w:rPr>
+        <w:drawing>
+          <wp:inline distT="0" distB="0" distL="0" distR="0" wp14:anchorId="0F511FA0" wp14:editId="2AF73DED">
+            <wp:extent cx="5943600" cy="3133090"/>
+            <wp:effectExtent l="0" t="0" r="0" b="0"/>
+            <wp:docPr id="1089304614" name="Picture 6" descr="local crpty - Downloads - Visual Studio Code"/>
+            <wp:cNvGraphicFramePr>
+              <a:graphicFrameLocks xmlns:a="http://schemas.openxmlformats.org/drawingml/2006/main" noChangeAspect="1"/>
+            </wp:cNvGraphicFramePr>
+            <a:graphic xmlns:a="http://schemas.openxmlformats.org/drawingml/2006/main">
+              <a:graphicData uri="http://schemas.openxmlformats.org/drawingml/2006/picture">
+                <pic:pic xmlns:pic="http://schemas.openxmlformats.org/drawingml/2006/picture">
+                  <pic:nvPicPr>
+                    <pic:cNvPr id="1089304614" name="Picture 1089304614" descr="local crpty - Downloads - Visual Studio Code"/>
+                    <pic:cNvPicPr/>
+                  </pic:nvPicPr>
+                  <pic:blipFill>
+                    <a:blip r:embed="rId13">
+                      <a:extLst>
+                        <a:ext uri="{28A0092B-C50C-407E-A947-70E740481C1C}">
+                          <a14:useLocalDpi xmlns:a14="http://schemas.microsoft.com/office/drawing/2010/main" val="0"/>
+                        </a:ext>
+                      </a:extLst>
+                    </a:blip>
+                    <a:stretch>
+                      <a:fillRect/>
+                    </a:stretch>
+                  </pic:blipFill>
+                  <pic:spPr>
+                    <a:xfrm>
+                      <a:off x="0" y="0"/>
+                      <a:ext cx="5943600" cy="3133090"/>
+                    </a:xfrm>
+                    <a:prstGeom prst="rect">
+                      <a:avLst/>
+                    </a:prstGeom>
+                  </pic:spPr>
+                </pic:pic>
+              </a:graphicData>
+            </a:graphic>
+          </wp:inline>
+        </w:drawing>
+      </w:r>
+    </w:p>
+    <w:p>
+      <w:pPr>
+        <w:rPr>
+          <w:sz w:val="24"/>
+          <w:szCs w:val="24"/>
+        </w:rPr>
+      </w:pPr>
+    </w:p>
+    <w:p>
+      <w:pPr>
+        <w:pStyle w:val="Heading2"/>
+      </w:pPr>
+      <w:bookmarkStart w:id="7" w:name="_Toc232357470"/>
+      <w:r>
+        <w:t xml:space="preserve">Open </w:t>
+      </w:r>
+      <w:proofErr w:type="spellStart"/>
+      <w:r>
+        <w:t>ssl</w:t>
       </w:r>
       <w:bookmarkEnd w:id="7"/>
+      <w:proofErr w:type="spellEnd"/>
     </w:p>
     <w:p>
       <w:r>
@@ -2556,7 +4179,7 @@
                     <pic:cNvPicPr/>
                   </pic:nvPicPr>
                   <pic:blipFill>
-                    <a:blip r:embed="rId12"/>
+                    <a:blip r:embed="rId14"/>
                     <a:stretch>
                       <a:fillRect/>
                     </a:stretch>
@@ -2591,29 +4214,61 @@
           <w:szCs w:val="24"/>
         </w:rPr>
         <w:lastRenderedPageBreak/>
-        <w:t>Student reflection :I learnt how to use and navigate through the vs code.</w:t>
-      </w:r>
+        <w:t xml:space="preserve">Student reflection :I learnt how to use and navigate through the vs </w:t>
+      </w:r>
+      <w:proofErr w:type="spellStart"/>
       <w:r>
         <w:rPr>
           <w:sz w:val="24"/>
           <w:szCs w:val="24"/>
         </w:rPr>
-        <w:t>The installation of open ssl and the pip installation program.</w:t>
-      </w:r>
-    </w:p>
-    <w:p>
-      <w:pPr>
+        <w:t>code.</w:t>
+      </w:r>
+      <w:r>
         <w:rPr>
           <w:sz w:val="24"/>
           <w:szCs w:val="24"/>
         </w:rPr>
+        <w:t>The</w:t>
+      </w:r>
+      <w:proofErr w:type="spellEnd"/>
+      <w:r>
+        <w:rPr>
+          <w:sz w:val="24"/>
+          <w:szCs w:val="24"/>
+        </w:rPr>
+        <w:t xml:space="preserve"> installation of open </w:t>
+      </w:r>
+      <w:proofErr w:type="spellStart"/>
+      <w:r>
+        <w:rPr>
+          <w:sz w:val="24"/>
+          <w:szCs w:val="24"/>
+        </w:rPr>
+        <w:t>ssl</w:t>
+      </w:r>
+      <w:proofErr w:type="spellEnd"/>
+      <w:r>
+        <w:rPr>
+          <w:sz w:val="24"/>
+          <w:szCs w:val="24"/>
+        </w:rPr>
+        <w:t xml:space="preserve"> and the pip installation program.</w:t>
+      </w:r>
+    </w:p>
+    <w:p>
+      <w:pPr>
+        <w:rPr>
+          <w:sz w:val="24"/>
+          <w:szCs w:val="24"/>
+        </w:rPr>
       </w:pPr>
     </w:p>
     <w:p>
       <w:pPr>
         <w:pStyle w:val="Heading1"/>
       </w:pPr>
-      <w:bookmarkStart w:id="8" w:name="_Toc231766362"/>
+      <w:bookmarkStart w:id="8" w:name="_Toc232357471"/>
       <w:r>
         <w:t>Week 2</w:t>
       </w:r>
@@ -2626,12 +4281,20 @@
           <w:noProof/>
         </w:rPr>
       </w:pPr>
-      <w:bookmarkStart w:id="9" w:name="_Toc231766363"/>
+      <w:bookmarkStart w:id="9" w:name="_Toc232357472"/>
+      <w:proofErr w:type="spellStart"/>
       <w:r>
         <w:rPr>
           <w:rStyle w:val="Heading2Char"/>
         </w:rPr>
-        <w:t>Caepsar cipher implement</w:t>
+        <w:t>Caepsar</w:t>
+      </w:r>
+      <w:proofErr w:type="spellEnd"/>
+      <w:r>
+        <w:rPr>
+          <w:rStyle w:val="Heading2Char"/>
+        </w:rPr>
+        <w:t xml:space="preserve"> cipher implement</w:t>
       </w:r>
       <w:bookmarkEnd w:id="9"/>
       <w:r>
@@ -2662,7 +4325,7 @@
                     <pic:cNvPicPr/>
                   </pic:nvPicPr>
                   <pic:blipFill>
-                    <a:blip r:embed="rId13"/>
+                    <a:blip r:embed="rId15"/>
                     <a:stretch>
                       <a:fillRect/>
                     </a:stretch>
@@ -2713,7 +4376,7 @@
                     <pic:cNvPicPr/>
                   </pic:nvPicPr>
                   <pic:blipFill>
-                    <a:blip r:embed="rId6"/>
+                    <a:blip r:embed="rId7"/>
                     <a:stretch>
                       <a:fillRect/>
                     </a:stretch>
@@ -2741,7 +4404,7 @@
           <w:noProof/>
         </w:rPr>
       </w:pPr>
-      <w:bookmarkStart w:id="10" w:name="_Toc231766364"/>
+      <w:bookmarkStart w:id="10" w:name="_Toc232357473"/>
       <w:r>
         <w:rPr>
           <w:noProof/>
@@ -2779,7 +4442,7 @@
                     <pic:cNvPicPr/>
                   </pic:nvPicPr>
                   <pic:blipFill>
-                    <a:blip r:embed="rId14"/>
+                    <a:blip r:embed="rId16"/>
                     <a:stretch>
                       <a:fillRect/>
                     </a:stretch>
@@ -2804,7 +4467,7 @@
       <w:pPr>
         <w:pStyle w:val="Heading2"/>
       </w:pPr>
-      <w:bookmarkStart w:id="11" w:name="_Toc231766365"/>
+      <w:bookmarkStart w:id="11" w:name="_Toc232357474"/>
       <w:r>
         <w:lastRenderedPageBreak/>
         <w:t>USER INPUT</w:t>
@@ -2840,7 +4503,7 @@
                     <pic:cNvPicPr/>
                   </pic:nvPicPr>
                   <pic:blipFill>
-                    <a:blip r:embed="rId15"/>
+                    <a:blip r:embed="rId17"/>
                     <a:stretch>
                       <a:fillRect/>
                     </a:stretch>
@@ -2873,7 +4536,15 @@
           <w:sz w:val="24"/>
           <w:szCs w:val="24"/>
         </w:rPr>
-        <w:t>CIPHER TESTING RESUL</w:t>
+        <w:t xml:space="preserve">CIPHER TESTING </w:t>
+      </w:r>
+      <w:proofErr w:type="spellStart"/>
+      <w:r>
+        <w:rPr>
+          <w:sz w:val="24"/>
+          <w:szCs w:val="24"/>
+        </w:rPr>
+        <w:t>RESUL</w:t>
       </w:r>
       <w:r>
         <w:rPr>
@@ -2882,12 +4553,13 @@
         </w:rPr>
         <w:t>t</w:t>
       </w:r>
+      <w:proofErr w:type="spellEnd"/>
     </w:p>
     <w:p>
       <w:pPr>
         <w:pStyle w:val="Heading1"/>
       </w:pPr>
-      <w:bookmarkStart w:id="12" w:name="_Toc231766366"/>
+      <w:bookmarkStart w:id="12" w:name="_Toc232357475"/>
       <w:r>
         <w:lastRenderedPageBreak/>
         <w:t>Week 3</w:t>
@@ -2898,9 +4570,14 @@
       <w:pPr>
         <w:pStyle w:val="Heading2"/>
       </w:pPr>
-      <w:bookmarkStart w:id="13" w:name="_Toc231766367"/>
-      <w:r>
-        <w:t>Lfsr generator implementation</w:t>
+      <w:bookmarkStart w:id="13" w:name="_Toc232357476"/>
+      <w:proofErr w:type="spellStart"/>
+      <w:r>
+        <w:t>Lfsr</w:t>
+      </w:r>
+      <w:proofErr w:type="spellEnd"/>
+      <w:r>
+        <w:t xml:space="preserve"> generator implementation</w:t>
       </w:r>
       <w:bookmarkEnd w:id="13"/>
     </w:p>
@@ -2933,7 +4610,7 @@
                     <pic:cNvPicPr/>
                   </pic:nvPicPr>
                   <pic:blipFill>
-                    <a:blip r:embed="rId16"/>
+                    <a:blip r:embed="rId18"/>
                     <a:stretch>
                       <a:fillRect/>
                     </a:stretch>
@@ -2962,7 +4639,7 @@
         <w:lastRenderedPageBreak/>
         <w:t xml:space="preserve"> </w:t>
       </w:r>
-      <w:bookmarkStart w:id="14" w:name="_Toc231766368"/>
+      <w:bookmarkStart w:id="14" w:name="_Toc232357477"/>
       <w:r>
         <w:t>Pseudorandom sequence output</w:t>
       </w:r>
@@ -2989,7 +4666,7 @@
                     <pic:cNvPicPr/>
                   </pic:nvPicPr>
                   <pic:blipFill>
-                    <a:blip r:embed="rId17"/>
+                    <a:blip r:embed="rId19"/>
                     <a:stretch>
                       <a:fillRect/>
                     </a:stretch>
@@ -3014,7 +4691,7 @@
       <w:pPr>
         <w:pStyle w:val="Heading2"/>
       </w:pPr>
-      <w:bookmarkStart w:id="15" w:name="_Toc231766369"/>
+      <w:bookmarkStart w:id="15" w:name="_Toc232357478"/>
       <w:r>
         <w:t>Statistical randomness testing</w:t>
       </w:r>
@@ -3041,7 +4718,7 @@
                     <pic:cNvPicPr/>
                   </pic:nvPicPr>
                   <pic:blipFill>
-                    <a:blip r:embed="rId18"/>
+                    <a:blip r:embed="rId20"/>
                     <a:stretch>
                       <a:fillRect/>
                     </a:stretch>
@@ -3089,7 +4766,7 @@
       <w:pPr>
         <w:pStyle w:val="Heading2"/>
       </w:pPr>
-      <w:bookmarkStart w:id="16" w:name="_Toc231766370"/>
+      <w:bookmarkStart w:id="16" w:name="_Toc232357479"/>
       <w:r>
         <w:t>Rc4 stream cipher simulation</w:t>
       </w:r>
@@ -3116,7 +4793,7 @@
                     <pic:cNvPicPr/>
                   </pic:nvPicPr>
                   <pic:blipFill>
-                    <a:blip r:embed="rId19"/>
+                    <a:blip r:embed="rId21"/>
                     <a:stretch>
                       <a:fillRect/>
                     </a:stretch>
@@ -3141,7 +4818,7 @@
       <w:pPr>
         <w:pStyle w:val="Heading2"/>
       </w:pPr>
-      <w:bookmarkStart w:id="17" w:name="_Toc231766371"/>
+      <w:bookmarkStart w:id="17" w:name="_Toc232357480"/>
       <w:r>
         <w:lastRenderedPageBreak/>
         <w:t>Encryption performance</w:t>
@@ -3177,7 +4854,7 @@
                     <pic:cNvPicPr/>
                   </pic:nvPicPr>
                   <pic:blipFill>
-                    <a:blip r:embed="rId20"/>
+                    <a:blip r:embed="rId22"/>
                     <a:stretch>
                       <a:fillRect/>
                     </a:stretch>
@@ -3226,7 +4903,7 @@
                     <pic:cNvPicPr/>
                   </pic:nvPicPr>
                   <pic:blipFill>
-                    <a:blip r:embed="rId21"/>
+                    <a:blip r:embed="rId23"/>
                     <a:stretch>
                       <a:fillRect/>
                     </a:stretch>
@@ -3251,7 +4928,7 @@
       <w:pPr>
         <w:pStyle w:val="Heading2"/>
       </w:pPr>
-      <w:bookmarkStart w:id="18" w:name="_Toc231766372"/>
+      <w:bookmarkStart w:id="18" w:name="_Toc232357481"/>
       <w:r>
         <w:t>Student reflection</w:t>
       </w:r>
@@ -3259,7 +4936,23 @@
     </w:p>
     <w:p>
       <w:r>
-        <w:t>Python’s built-in time or timeit libraries allow you to measure execution time down to the microsecond, while the standard cryptography library provides production-grade implementations of algorithms like AES and ChaCha20 to test against. o simulate the RC4 stream cipher in VS Code, the most straightforward approach is to write a script in a language like Python or JavaScript (Node.js). Since Python is highly readable and perfect for cryptographic simulations</w:t>
+        <w:t xml:space="preserve">Python’s built-in time or </w:t>
+      </w:r>
+      <w:proofErr w:type="spellStart"/>
+      <w:r>
+        <w:t>timeit</w:t>
+      </w:r>
+      <w:proofErr w:type="spellEnd"/>
+      <w:r>
+        <w:t xml:space="preserve"> libraries allow you to measure execution time down to the microsecond, while the standard cryptography library provides production-grade implementations of algorithms like AES and ChaCha20 to test against. o </w:t>
+      </w:r>
+      <w:proofErr w:type="gramStart"/>
+      <w:r>
+        <w:t>simulate</w:t>
+      </w:r>
+      <w:proofErr w:type="gramEnd"/>
+      <w:r>
+        <w:t xml:space="preserve"> the RC4 stream cipher in VS Code, the most straightforward approach is to write a script in a language like Python or JavaScript (Node.js). Since Python is highly readable and perfect for cryptographic simulations</w:t>
       </w:r>
       <w:r>
         <w:t>.</w:t>
@@ -3277,7 +4970,7 @@
       <w:pPr>
         <w:pStyle w:val="Heading1"/>
       </w:pPr>
-      <w:bookmarkStart w:id="19" w:name="_Toc231766373"/>
+      <w:bookmarkStart w:id="19" w:name="_Toc232357482"/>
       <w:r>
         <w:lastRenderedPageBreak/>
         <w:t>Week 4</w:t>
@@ -3288,9 +4981,14 @@
       <w:pPr>
         <w:pStyle w:val="Heading2"/>
       </w:pPr>
-      <w:bookmarkStart w:id="20" w:name="_Toc231766374"/>
-      <w:r>
-        <w:t>Aes encryption script</w:t>
+      <w:bookmarkStart w:id="20" w:name="_Toc232357483"/>
+      <w:proofErr w:type="spellStart"/>
+      <w:r>
+        <w:t>Aes</w:t>
+      </w:r>
+      <w:proofErr w:type="spellEnd"/>
+      <w:r>
+        <w:t xml:space="preserve"> encryption script</w:t>
       </w:r>
       <w:bookmarkEnd w:id="20"/>
     </w:p>
@@ -3313,7 +5011,7 @@
                     <pic:cNvPicPr/>
                   </pic:nvPicPr>
                   <pic:blipFill>
-                    <a:blip r:embed="rId22"/>
+                    <a:blip r:embed="rId24"/>
                     <a:stretch>
                       <a:fillRect/>
                     </a:stretch>
@@ -3338,7 +5036,7 @@
       <w:pPr>
         <w:pStyle w:val="Heading2"/>
       </w:pPr>
-      <w:bookmarkStart w:id="21" w:name="_Toc231766375"/>
+      <w:bookmarkStart w:id="21" w:name="_Toc232357484"/>
       <w:r>
         <w:t>Key generation</w:t>
       </w:r>
@@ -3363,7 +5061,7 @@
                     <pic:cNvPicPr/>
                   </pic:nvPicPr>
                   <pic:blipFill>
-                    <a:blip r:embed="rId23"/>
+                    <a:blip r:embed="rId25"/>
                     <a:stretch>
                       <a:fillRect/>
                     </a:stretch>
@@ -3402,7 +5100,7 @@
                     <pic:cNvPicPr/>
                   </pic:nvPicPr>
                   <pic:blipFill>
-                    <a:blip r:embed="rId24"/>
+                    <a:blip r:embed="rId26"/>
                     <a:stretch>
                       <a:fillRect/>
                     </a:stretch>
@@ -3427,7 +5125,7 @@
       <w:pPr>
         <w:pStyle w:val="Heading2"/>
       </w:pPr>
-      <w:bookmarkStart w:id="22" w:name="_Toc231766376"/>
+      <w:bookmarkStart w:id="22" w:name="_Toc232357485"/>
       <w:r>
         <w:lastRenderedPageBreak/>
         <w:t>Decryption results</w:t>
@@ -3442,7 +5140,7 @@
           <w:bCs/>
         </w:rPr>
       </w:pPr>
-      <w:bookmarkStart w:id="23" w:name="_Toc231766377"/>
+      <w:bookmarkStart w:id="23" w:name="_Toc232357486"/>
       <w:r>
         <w:rPr>
           <w:b/>
@@ -3465,7 +5163,7 @@
                     <pic:cNvPicPr/>
                   </pic:nvPicPr>
                   <pic:blipFill>
-                    <a:blip r:embed="rId6"/>
+                    <a:blip r:embed="rId7"/>
                     <a:stretch>
                       <a:fillRect/>
                     </a:stretch>
@@ -3491,7 +5189,7 @@
       <w:pPr>
         <w:pStyle w:val="Heading2"/>
       </w:pPr>
-      <w:bookmarkStart w:id="24" w:name="_Toc231766378"/>
+      <w:bookmarkStart w:id="24" w:name="_Toc232357487"/>
       <w:r>
         <w:t>Student reflection</w:t>
       </w:r>
@@ -3499,7 +5197,6 @@
     </w:p>
     <w:p>
       <w:bookmarkStart w:id="25" w:name="_Toc231766093"/>
-      <w:bookmarkStart w:id="26" w:name="_Toc231766379"/>
       <w:r>
         <w:t>When you decrypt data, your script needs to intake the Ciphertext, the Secret Key, and the Nonce/IV, process them through the cipher, and output the result. To view the results clearly in VS Code, you can print the output both as raw bytes (hexadecimal) and as a decoded, human-readable string</w:t>
       </w:r>
@@ -3507,27 +5204,26 @@
         <w:t>.</w:t>
       </w:r>
       <w:bookmarkEnd w:id="25"/>
+    </w:p>
+    <w:p>
+      <w:pPr>
+        <w:pStyle w:val="Heading1"/>
+      </w:pPr>
+      <w:bookmarkStart w:id="26" w:name="_Toc232357488"/>
+      <w:r>
+        <w:t>WEEK 5</w:t>
+      </w:r>
       <w:bookmarkEnd w:id="26"/>
     </w:p>
     <w:p>
       <w:pPr>
-        <w:pStyle w:val="Heading1"/>
-      </w:pPr>
-      <w:bookmarkStart w:id="27" w:name="_Toc231766380"/>
-      <w:r>
-        <w:t>WEEK 5</w:t>
+        <w:pStyle w:val="Heading2"/>
+      </w:pPr>
+      <w:bookmarkStart w:id="27" w:name="_Toc232357489"/>
+      <w:r>
+        <w:t>RSA KEY PAIR</w:t>
       </w:r>
       <w:bookmarkEnd w:id="27"/>
-    </w:p>
-    <w:p>
-      <w:pPr>
-        <w:pStyle w:val="Heading2"/>
-      </w:pPr>
-      <w:bookmarkStart w:id="28" w:name="_Toc231766381"/>
-      <w:r>
-        <w:t>RSA KEY PAIR</w:t>
-      </w:r>
-      <w:bookmarkEnd w:id="28"/>
     </w:p>
     <w:p>
       <w:pPr>
@@ -3556,7 +5252,7 @@
                     <pic:cNvPicPr/>
                   </pic:nvPicPr>
                   <pic:blipFill>
-                    <a:blip r:embed="rId24"/>
+                    <a:blip r:embed="rId26"/>
                     <a:stretch>
                       <a:fillRect/>
                     </a:stretch>
@@ -3581,10 +5277,12 @@
       <w:pPr>
         <w:pStyle w:val="Heading2"/>
       </w:pPr>
+      <w:bookmarkStart w:id="28" w:name="_Toc232357490"/>
       <w:r>
         <w:lastRenderedPageBreak/>
         <w:t>Public key encryption</w:t>
       </w:r>
+      <w:bookmarkEnd w:id="28"/>
     </w:p>
     <w:p>
       <w:r>
@@ -3604,7 +5302,7 @@
                     <pic:cNvPicPr/>
                   </pic:nvPicPr>
                   <pic:blipFill>
-                    <a:blip r:embed="rId24"/>
+                    <a:blip r:embed="rId26"/>
                     <a:stretch>
                       <a:fillRect/>
                     </a:stretch>
@@ -3626,11 +5324,1000 @@
       </w:r>
     </w:p>
     <w:p>
-      <w:r>
+      <w:pPr>
+        <w:pStyle w:val="Heading2"/>
+      </w:pPr>
+      <w:bookmarkStart w:id="29" w:name="_Toc232357491"/>
+      <w:r>
+        <w:lastRenderedPageBreak/>
         <w:t>Private key decryption</w:t>
       </w:r>
-      <w:r>
-        <w:t>c</w:t>
+      <w:bookmarkEnd w:id="29"/>
+    </w:p>
+    <w:p>
+      <w:r>
+        <w:drawing>
+          <wp:inline distT="0" distB="0" distL="0" distR="0" wp14:anchorId="55B3EC86" wp14:editId="66B18726">
+            <wp:extent cx="5943600" cy="3924935"/>
+            <wp:effectExtent l="0" t="0" r="0" b="0"/>
+            <wp:docPr id="1877083953" name="Picture 1"/>
+            <wp:cNvGraphicFramePr>
+              <a:graphicFrameLocks xmlns:a="http://schemas.openxmlformats.org/drawingml/2006/main" noChangeAspect="1"/>
+            </wp:cNvGraphicFramePr>
+            <a:graphic xmlns:a="http://schemas.openxmlformats.org/drawingml/2006/main">
+              <a:graphicData uri="http://schemas.openxmlformats.org/drawingml/2006/picture">
+                <pic:pic xmlns:pic="http://schemas.openxmlformats.org/drawingml/2006/picture">
+                  <pic:nvPicPr>
+                    <pic:cNvPr id="1877083953" name=""/>
+                    <pic:cNvPicPr/>
+                  </pic:nvPicPr>
+                  <pic:blipFill>
+                    <a:blip r:embed="rId27"/>
+                    <a:stretch>
+                      <a:fillRect/>
+                    </a:stretch>
+                  </pic:blipFill>
+                  <pic:spPr>
+                    <a:xfrm>
+                      <a:off x="0" y="0"/>
+                      <a:ext cx="5943600" cy="3924935"/>
+                    </a:xfrm>
+                    <a:prstGeom prst="rect">
+                      <a:avLst/>
+                    </a:prstGeom>
+                  </pic:spPr>
+                </pic:pic>
+              </a:graphicData>
+            </a:graphic>
+          </wp:inline>
+        </w:drawing>
+      </w:r>
+    </w:p>
+    <w:p>
+      <w:pPr>
+        <w:pStyle w:val="Heading1"/>
+      </w:pPr>
+      <w:bookmarkStart w:id="30" w:name="_Toc232357492"/>
+      <w:r>
+        <w:lastRenderedPageBreak/>
+        <w:t>SPN IMPLEMENTATION WEEK 6</w:t>
+      </w:r>
+      <w:bookmarkEnd w:id="30"/>
+    </w:p>
+    <w:p>
+      <w:r>
+        <w:drawing>
+          <wp:inline distT="0" distB="0" distL="0" distR="0" wp14:anchorId="406C90E4" wp14:editId="6636CD21">
+            <wp:extent cx="5943600" cy="3722370"/>
+            <wp:effectExtent l="0" t="0" r="0" b="0"/>
+            <wp:docPr id="605464288" name="Picture 1"/>
+            <wp:cNvGraphicFramePr>
+              <a:graphicFrameLocks xmlns:a="http://schemas.openxmlformats.org/drawingml/2006/main" noChangeAspect="1"/>
+            </wp:cNvGraphicFramePr>
+            <a:graphic xmlns:a="http://schemas.openxmlformats.org/drawingml/2006/main">
+              <a:graphicData uri="http://schemas.openxmlformats.org/drawingml/2006/picture">
+                <pic:pic xmlns:pic="http://schemas.openxmlformats.org/drawingml/2006/picture">
+                  <pic:nvPicPr>
+                    <pic:cNvPr id="605464288" name=""/>
+                    <pic:cNvPicPr/>
+                  </pic:nvPicPr>
+                  <pic:blipFill>
+                    <a:blip r:embed="rId28"/>
+                    <a:stretch>
+                      <a:fillRect/>
+                    </a:stretch>
+                  </pic:blipFill>
+                  <pic:spPr>
+                    <a:xfrm>
+                      <a:off x="0" y="0"/>
+                      <a:ext cx="5943600" cy="3722370"/>
+                    </a:xfrm>
+                    <a:prstGeom prst="rect">
+                      <a:avLst/>
+                    </a:prstGeom>
+                  </pic:spPr>
+                </pic:pic>
+              </a:graphicData>
+            </a:graphic>
+          </wp:inline>
+        </w:drawing>
+      </w:r>
+    </w:p>
+    <w:p/>
+    <w:p>
+      <w:pPr>
+        <w:pStyle w:val="Heading3"/>
+      </w:pPr>
+      <w:r>
+        <w:lastRenderedPageBreak/>
+        <w:tab/>
+      </w:r>
+      <w:bookmarkStart w:id="31" w:name="_Toc232357493"/>
+      <w:r>
+        <w:t>PLAINTEXT</w:t>
+      </w:r>
+      <w:bookmarkEnd w:id="31"/>
+    </w:p>
+    <w:p>
+      <w:pPr>
+        <w:tabs>
+          <w:tab w:val="left" w:pos="2244"/>
+        </w:tabs>
+      </w:pPr>
+      <w:r>
+        <w:drawing>
+          <wp:inline distT="0" distB="0" distL="0" distR="0" wp14:anchorId="107FF43C" wp14:editId="63E46D15">
+            <wp:extent cx="5943600" cy="4530725"/>
+            <wp:effectExtent l="0" t="0" r="0" b="3175"/>
+            <wp:docPr id="1915668438" name="Picture 1"/>
+            <wp:cNvGraphicFramePr>
+              <a:graphicFrameLocks xmlns:a="http://schemas.openxmlformats.org/drawingml/2006/main" noChangeAspect="1"/>
+            </wp:cNvGraphicFramePr>
+            <a:graphic xmlns:a="http://schemas.openxmlformats.org/drawingml/2006/main">
+              <a:graphicData uri="http://schemas.openxmlformats.org/drawingml/2006/picture">
+                <pic:pic xmlns:pic="http://schemas.openxmlformats.org/drawingml/2006/picture">
+                  <pic:nvPicPr>
+                    <pic:cNvPr id="1915668438" name=""/>
+                    <pic:cNvPicPr/>
+                  </pic:nvPicPr>
+                  <pic:blipFill>
+                    <a:blip r:embed="rId29"/>
+                    <a:stretch>
+                      <a:fillRect/>
+                    </a:stretch>
+                  </pic:blipFill>
+                  <pic:spPr>
+                    <a:xfrm>
+                      <a:off x="0" y="0"/>
+                      <a:ext cx="5943600" cy="4530725"/>
+                    </a:xfrm>
+                    <a:prstGeom prst="rect">
+                      <a:avLst/>
+                    </a:prstGeom>
+                  </pic:spPr>
+                </pic:pic>
+              </a:graphicData>
+            </a:graphic>
+          </wp:inline>
+        </w:drawing>
+      </w:r>
+    </w:p>
+    <w:p>
+      <w:pPr>
+        <w:pStyle w:val="Heading3"/>
+      </w:pPr>
+      <w:bookmarkStart w:id="32" w:name="_Toc232357494"/>
+      <w:r>
+        <w:lastRenderedPageBreak/>
+        <w:t>SUBSTITUTION LAYER</w:t>
+      </w:r>
+      <w:bookmarkEnd w:id="32"/>
+    </w:p>
+    <w:p>
+      <w:r>
+        <w:drawing>
+          <wp:inline distT="0" distB="0" distL="0" distR="0" wp14:anchorId="287E1AE3" wp14:editId="2ADA73FE">
+            <wp:extent cx="5943600" cy="3192780"/>
+            <wp:effectExtent l="0" t="0" r="0" b="7620"/>
+            <wp:docPr id="57897631" name="Picture 1"/>
+            <wp:cNvGraphicFramePr>
+              <a:graphicFrameLocks xmlns:a="http://schemas.openxmlformats.org/drawingml/2006/main" noChangeAspect="1"/>
+            </wp:cNvGraphicFramePr>
+            <a:graphic xmlns:a="http://schemas.openxmlformats.org/drawingml/2006/main">
+              <a:graphicData uri="http://schemas.openxmlformats.org/drawingml/2006/picture">
+                <pic:pic xmlns:pic="http://schemas.openxmlformats.org/drawingml/2006/picture">
+                  <pic:nvPicPr>
+                    <pic:cNvPr id="57897631" name=""/>
+                    <pic:cNvPicPr/>
+                  </pic:nvPicPr>
+                  <pic:blipFill>
+                    <a:blip r:embed="rId30"/>
+                    <a:stretch>
+                      <a:fillRect/>
+                    </a:stretch>
+                  </pic:blipFill>
+                  <pic:spPr>
+                    <a:xfrm>
+                      <a:off x="0" y="0"/>
+                      <a:ext cx="5943600" cy="3192780"/>
+                    </a:xfrm>
+                    <a:prstGeom prst="rect">
+                      <a:avLst/>
+                    </a:prstGeom>
+                  </pic:spPr>
+                </pic:pic>
+              </a:graphicData>
+            </a:graphic>
+          </wp:inline>
+        </w:drawing>
+      </w:r>
+    </w:p>
+    <w:p>
+      <w:pPr>
+        <w:pStyle w:val="Heading1"/>
+      </w:pPr>
+      <w:bookmarkStart w:id="33" w:name="_Toc232357495"/>
+      <w:r>
+        <w:t>Nonlinearity</w:t>
+      </w:r>
+      <w:bookmarkEnd w:id="33"/>
+    </w:p>
+    <w:p>
+      <w:pPr>
+        <w:rPr>
+          <w:b/>
+          <w:bCs/>
+        </w:rPr>
+      </w:pPr>
+      <w:r>
+        <w:rPr>
+          <w:b/>
+          <w:bCs/>
+        </w:rPr>
+        <w:t>non-linearity</w:t>
+      </w:r>
+      <w:r>
+        <w:t xml:space="preserve"> is the mathematical property that prevents an encryption algorithm from being broken by simple linear equations. It is the single most important defense mechanism used to create </w:t>
+      </w:r>
+      <w:r>
+        <w:rPr>
+          <w:b/>
+          <w:bCs/>
+        </w:rPr>
+        <w:t>confusio</w:t>
+      </w:r>
+      <w:r>
+        <w:rPr>
+          <w:b/>
+          <w:bCs/>
+        </w:rPr>
+        <w:t>n.</w:t>
+      </w:r>
+      <w:r>
+        <w:rPr>
+          <w:rFonts w:ascii="Times New Roman" w:eastAsia="Times New Roman" w:hAnsi="Times New Roman" w:cs="Times New Roman"/>
+          <w:sz w:val="24"/>
+          <w:szCs w:val="24"/>
+        </w:rPr>
+        <w:t xml:space="preserve"> </w:t>
+      </w:r>
+      <w:r>
+        <w:rPr>
+          <w:b/>
+          <w:bCs/>
+        </w:rPr>
+        <w:t>Most modern block ciphers (like AES or DES) are built as Substitution-Permutation Networks (SPNs).</w:t>
+      </w:r>
+    </w:p>
+    <w:p>
+      <w:pPr>
+        <w:rPr>
+          <w:b/>
+          <w:bCs/>
+        </w:rPr>
+      </w:pPr>
+      <w:r>
+        <w:rPr>
+          <w:b/>
+          <w:bCs/>
+        </w:rPr>
+        <w:t>An SPN alternates between two types of layers to scramble data:</w:t>
+      </w:r>
+    </w:p>
+    <w:p>
+      <w:pPr>
+        <w:numPr>
+          <w:ilvl w:val="0"/>
+          <w:numId w:val="1"/>
+        </w:numPr>
+        <w:rPr>
+          <w:b/>
+          <w:bCs/>
+        </w:rPr>
+      </w:pPr>
+      <w:r>
+        <w:rPr>
+          <w:b/>
+          <w:bCs/>
+        </w:rPr>
+        <w:t>The Permutation Layer (P-Box): Shuffles the positions of the bits. This layer is entirely linear.</w:t>
+      </w:r>
+    </w:p>
+    <w:p>
+      <w:pPr>
+        <w:numPr>
+          <w:ilvl w:val="0"/>
+          <w:numId w:val="1"/>
+        </w:numPr>
+        <w:rPr>
+          <w:b/>
+          <w:bCs/>
+        </w:rPr>
+      </w:pPr>
+      <w:r>
+        <w:rPr>
+          <w:b/>
+          <w:bCs/>
+        </w:rPr>
+        <w:t>The Substitution Layer (S-Box): Replaces chunks of bits with entirely different bits based on a lookup table. This is the only non-linear component of the cipher.</w:t>
+      </w:r>
+    </w:p>
+    <w:p>
+      <w:pPr>
+        <w:rPr>
+          <w:b/>
+          <w:bCs/>
+        </w:rPr>
+      </w:pPr>
+      <w:r>
+        <w:rPr>
+          <w:b/>
+          <w:bCs/>
+        </w:rPr>
+        <w:t>Without the non-linear S-Box, the entire cipher would just be a series of bit-shuffles and XOR operations, making the entire encryption algorithm nothing more than a giant linear equation.</w:t>
+      </w:r>
+    </w:p>
+    <w:p>
+      <w:pPr>
+        <w:pStyle w:val="Heading2"/>
+      </w:pPr>
+      <w:bookmarkStart w:id="34" w:name="_Toc232357496"/>
+      <w:proofErr w:type="spellStart"/>
+      <w:r>
+        <w:lastRenderedPageBreak/>
+        <w:t>Fiestel</w:t>
+      </w:r>
+      <w:proofErr w:type="spellEnd"/>
+      <w:r>
+        <w:t xml:space="preserve"> structure</w:t>
+      </w:r>
+      <w:bookmarkEnd w:id="34"/>
+    </w:p>
+    <w:p>
+      <w:r>
+        <w:drawing>
+          <wp:inline distT="0" distB="0" distL="0" distR="0" wp14:anchorId="150E2CAB" wp14:editId="3FA80776">
+            <wp:extent cx="5943600" cy="4111625"/>
+            <wp:effectExtent l="0" t="0" r="0" b="3175"/>
+            <wp:docPr id="1657898893" name="Picture 1"/>
+            <wp:cNvGraphicFramePr>
+              <a:graphicFrameLocks xmlns:a="http://schemas.openxmlformats.org/drawingml/2006/main" noChangeAspect="1"/>
+            </wp:cNvGraphicFramePr>
+            <a:graphic xmlns:a="http://schemas.openxmlformats.org/drawingml/2006/main">
+              <a:graphicData uri="http://schemas.openxmlformats.org/drawingml/2006/picture">
+                <pic:pic xmlns:pic="http://schemas.openxmlformats.org/drawingml/2006/picture">
+                  <pic:nvPicPr>
+                    <pic:cNvPr id="1657898893" name=""/>
+                    <pic:cNvPicPr/>
+                  </pic:nvPicPr>
+                  <pic:blipFill>
+                    <a:blip r:embed="rId31"/>
+                    <a:stretch>
+                      <a:fillRect/>
+                    </a:stretch>
+                  </pic:blipFill>
+                  <pic:spPr>
+                    <a:xfrm>
+                      <a:off x="0" y="0"/>
+                      <a:ext cx="5943600" cy="4111625"/>
+                    </a:xfrm>
+                    <a:prstGeom prst="rect">
+                      <a:avLst/>
+                    </a:prstGeom>
+                  </pic:spPr>
+                </pic:pic>
+              </a:graphicData>
+            </a:graphic>
+          </wp:inline>
+        </w:drawing>
+      </w:r>
+    </w:p>
+    <w:p/>
+    <w:p>
+      <w:pPr>
+        <w:pStyle w:val="Heading2"/>
+      </w:pPr>
+      <w:bookmarkStart w:id="35" w:name="_Toc232357497"/>
+      <w:r>
+        <w:lastRenderedPageBreak/>
+        <w:t>SPN MODIFICATION</w:t>
+      </w:r>
+      <w:bookmarkEnd w:id="35"/>
+    </w:p>
+    <w:p>
+      <w:r>
+        <w:drawing>
+          <wp:inline distT="0" distB="0" distL="0" distR="0" wp14:anchorId="0C7F8C36" wp14:editId="3B2DEFE7">
+            <wp:extent cx="5943600" cy="3895090"/>
+            <wp:effectExtent l="0" t="0" r="0" b="0"/>
+            <wp:docPr id="830754761" name="Picture 1"/>
+            <wp:cNvGraphicFramePr>
+              <a:graphicFrameLocks xmlns:a="http://schemas.openxmlformats.org/drawingml/2006/main" noChangeAspect="1"/>
+            </wp:cNvGraphicFramePr>
+            <a:graphic xmlns:a="http://schemas.openxmlformats.org/drawingml/2006/main">
+              <a:graphicData uri="http://schemas.openxmlformats.org/drawingml/2006/picture">
+                <pic:pic xmlns:pic="http://schemas.openxmlformats.org/drawingml/2006/picture">
+                  <pic:nvPicPr>
+                    <pic:cNvPr id="830754761" name=""/>
+                    <pic:cNvPicPr/>
+                  </pic:nvPicPr>
+                  <pic:blipFill>
+                    <a:blip r:embed="rId32"/>
+                    <a:stretch>
+                      <a:fillRect/>
+                    </a:stretch>
+                  </pic:blipFill>
+                  <pic:spPr>
+                    <a:xfrm>
+                      <a:off x="0" y="0"/>
+                      <a:ext cx="5943600" cy="3895090"/>
+                    </a:xfrm>
+                    <a:prstGeom prst="rect">
+                      <a:avLst/>
+                    </a:prstGeom>
+                  </pic:spPr>
+                </pic:pic>
+              </a:graphicData>
+            </a:graphic>
+          </wp:inline>
+        </w:drawing>
+      </w:r>
+    </w:p>
+    <w:p/>
+    <w:p>
+      <w:pPr>
+        <w:pStyle w:val="Heading1"/>
+      </w:pPr>
+      <w:bookmarkStart w:id="36" w:name="_Toc232357498"/>
+      <w:r>
+        <w:lastRenderedPageBreak/>
+        <w:t>WEEK 7</w:t>
+      </w:r>
+      <w:bookmarkEnd w:id="36"/>
+    </w:p>
+    <w:p>
+      <w:pPr>
+        <w:pStyle w:val="Heading2"/>
+      </w:pPr>
+      <w:bookmarkStart w:id="37" w:name="_Toc232357499"/>
+      <w:r>
+        <w:t xml:space="preserve">Python </w:t>
+      </w:r>
+      <w:proofErr w:type="spellStart"/>
+      <w:r>
+        <w:t>programme</w:t>
+      </w:r>
+      <w:bookmarkEnd w:id="37"/>
+      <w:proofErr w:type="spellEnd"/>
+    </w:p>
+    <w:p>
+      <w:r>
+        <w:drawing>
+          <wp:inline distT="0" distB="0" distL="0" distR="0" wp14:anchorId="2893F2F5" wp14:editId="4F4480E6">
+            <wp:extent cx="5943600" cy="3858895"/>
+            <wp:effectExtent l="0" t="0" r="0" b="8255"/>
+            <wp:docPr id="955822340" name="Picture 1"/>
+            <wp:cNvGraphicFramePr>
+              <a:graphicFrameLocks xmlns:a="http://schemas.openxmlformats.org/drawingml/2006/main" noChangeAspect="1"/>
+            </wp:cNvGraphicFramePr>
+            <a:graphic xmlns:a="http://schemas.openxmlformats.org/drawingml/2006/main">
+              <a:graphicData uri="http://schemas.openxmlformats.org/drawingml/2006/picture">
+                <pic:pic xmlns:pic="http://schemas.openxmlformats.org/drawingml/2006/picture">
+                  <pic:nvPicPr>
+                    <pic:cNvPr id="955822340" name=""/>
+                    <pic:cNvPicPr/>
+                  </pic:nvPicPr>
+                  <pic:blipFill>
+                    <a:blip r:embed="rId33"/>
+                    <a:stretch>
+                      <a:fillRect/>
+                    </a:stretch>
+                  </pic:blipFill>
+                  <pic:spPr>
+                    <a:xfrm>
+                      <a:off x="0" y="0"/>
+                      <a:ext cx="5943600" cy="3858895"/>
+                    </a:xfrm>
+                    <a:prstGeom prst="rect">
+                      <a:avLst/>
+                    </a:prstGeom>
+                  </pic:spPr>
+                </pic:pic>
+              </a:graphicData>
+            </a:graphic>
+          </wp:inline>
+        </w:drawing>
+      </w:r>
+    </w:p>
+    <w:p/>
+    <w:p>
+      <w:pPr>
+        <w:pStyle w:val="Heading1"/>
+      </w:pPr>
+      <w:bookmarkStart w:id="38" w:name="_Toc232357500"/>
+      <w:r>
+        <w:t>Block cipher security</w:t>
+      </w:r>
+      <w:bookmarkEnd w:id="38"/>
+    </w:p>
+    <w:p/>
+    <w:p>
+      <w:pPr>
+        <w:pStyle w:val="Heading2"/>
+      </w:pPr>
+      <w:bookmarkStart w:id="39" w:name="_Toc232357501"/>
+      <w:r>
+        <w:lastRenderedPageBreak/>
+        <w:t>Cipher engine</w:t>
+      </w:r>
+      <w:bookmarkEnd w:id="39"/>
+    </w:p>
+    <w:p>
+      <w:r>
+        <w:drawing>
+          <wp:inline distT="0" distB="0" distL="0" distR="0" wp14:anchorId="734FD344" wp14:editId="7D4CCC91">
+            <wp:extent cx="5943600" cy="3138805"/>
+            <wp:effectExtent l="0" t="0" r="0" b="4445"/>
+            <wp:docPr id="209677608" name="Picture 1"/>
+            <wp:cNvGraphicFramePr>
+              <a:graphicFrameLocks xmlns:a="http://schemas.openxmlformats.org/drawingml/2006/main" noChangeAspect="1"/>
+            </wp:cNvGraphicFramePr>
+            <a:graphic xmlns:a="http://schemas.openxmlformats.org/drawingml/2006/main">
+              <a:graphicData uri="http://schemas.openxmlformats.org/drawingml/2006/picture">
+                <pic:pic xmlns:pic="http://schemas.openxmlformats.org/drawingml/2006/picture">
+                  <pic:nvPicPr>
+                    <pic:cNvPr id="209677608" name=""/>
+                    <pic:cNvPicPr/>
+                  </pic:nvPicPr>
+                  <pic:blipFill>
+                    <a:blip r:embed="rId34"/>
+                    <a:stretch>
+                      <a:fillRect/>
+                    </a:stretch>
+                  </pic:blipFill>
+                  <pic:spPr>
+                    <a:xfrm>
+                      <a:off x="0" y="0"/>
+                      <a:ext cx="5943600" cy="3138805"/>
+                    </a:xfrm>
+                    <a:prstGeom prst="rect">
+                      <a:avLst/>
+                    </a:prstGeom>
+                  </pic:spPr>
+                </pic:pic>
+              </a:graphicData>
+            </a:graphic>
+          </wp:inline>
+        </w:drawing>
+      </w:r>
+    </w:p>
+    <w:p>
+      <w:pPr>
+        <w:pStyle w:val="Heading2"/>
+      </w:pPr>
+      <w:bookmarkStart w:id="40" w:name="_Toc232357502"/>
+      <w:r>
+        <w:t>Analyzer</w:t>
+      </w:r>
+      <w:bookmarkEnd w:id="40"/>
+    </w:p>
+    <w:p>
+      <w:r>
+        <w:drawing>
+          <wp:inline distT="0" distB="0" distL="0" distR="0" wp14:anchorId="459C1F91" wp14:editId="31C261B3">
+            <wp:extent cx="5943600" cy="3576955"/>
+            <wp:effectExtent l="0" t="0" r="0" b="4445"/>
+            <wp:docPr id="1740439559" name="Picture 1"/>
+            <wp:cNvGraphicFramePr>
+              <a:graphicFrameLocks xmlns:a="http://schemas.openxmlformats.org/drawingml/2006/main" noChangeAspect="1"/>
+            </wp:cNvGraphicFramePr>
+            <a:graphic xmlns:a="http://schemas.openxmlformats.org/drawingml/2006/main">
+              <a:graphicData uri="http://schemas.openxmlformats.org/drawingml/2006/picture">
+                <pic:pic xmlns:pic="http://schemas.openxmlformats.org/drawingml/2006/picture">
+                  <pic:nvPicPr>
+                    <pic:cNvPr id="1740439559" name=""/>
+                    <pic:cNvPicPr/>
+                  </pic:nvPicPr>
+                  <pic:blipFill>
+                    <a:blip r:embed="rId35"/>
+                    <a:stretch>
+                      <a:fillRect/>
+                    </a:stretch>
+                  </pic:blipFill>
+                  <pic:spPr>
+                    <a:xfrm>
+                      <a:off x="0" y="0"/>
+                      <a:ext cx="5943600" cy="3576955"/>
+                    </a:xfrm>
+                    <a:prstGeom prst="rect">
+                      <a:avLst/>
+                    </a:prstGeom>
+                  </pic:spPr>
+                </pic:pic>
+              </a:graphicData>
+            </a:graphic>
+          </wp:inline>
+        </w:drawing>
+      </w:r>
+    </w:p>
+    <w:p>
+      <w:pPr>
+        <w:pStyle w:val="Heading1"/>
+      </w:pPr>
+      <w:bookmarkStart w:id="41" w:name="_Toc232357503"/>
+      <w:r>
+        <w:lastRenderedPageBreak/>
+        <w:t>Lessons learnt</w:t>
+      </w:r>
+      <w:bookmarkEnd w:id="41"/>
+    </w:p>
+    <w:p>
+      <w:r>
+        <w:rPr>
+          <w:b/>
+          <w:bCs/>
+        </w:rPr>
+        <w:t>Cryptanalysis</w:t>
+      </w:r>
+      <w:r>
+        <w:t xml:space="preserve"> is the study of analyzing information systems to understand hidden aspects of those systems. Informally, it is the science of cracking cryptographic codes, breaking ciphers, and bypassing encryption protocols to gain access to the contents of encrypted messages, even when the secret key is unknown.</w:t>
+      </w:r>
+    </w:p>
+    <w:p>
+      <w:pPr>
+        <w:pStyle w:val="Heading1"/>
+      </w:pPr>
+      <w:bookmarkStart w:id="42" w:name="_Toc232357504"/>
+      <w:r>
+        <w:t>Secure hashing functions</w:t>
+      </w:r>
+      <w:bookmarkEnd w:id="42"/>
+    </w:p>
+    <w:p>
+      <w:pPr>
+        <w:pStyle w:val="Heading2"/>
+      </w:pPr>
+      <w:bookmarkStart w:id="43" w:name="_Toc232357505"/>
+      <w:r>
+        <w:t>Sha 256</w:t>
+      </w:r>
+      <w:bookmarkEnd w:id="43"/>
+    </w:p>
+    <w:p>
+      <w:r>
+        <w:drawing>
+          <wp:inline distT="0" distB="0" distL="0" distR="0" wp14:anchorId="1EFB871E" wp14:editId="1CE1EAE8">
+            <wp:extent cx="5943600" cy="3761105"/>
+            <wp:effectExtent l="0" t="0" r="0" b="0"/>
+            <wp:docPr id="1598086920" name="Picture 1"/>
+            <wp:cNvGraphicFramePr>
+              <a:graphicFrameLocks xmlns:a="http://schemas.openxmlformats.org/drawingml/2006/main" noChangeAspect="1"/>
+            </wp:cNvGraphicFramePr>
+            <a:graphic xmlns:a="http://schemas.openxmlformats.org/drawingml/2006/main">
+              <a:graphicData uri="http://schemas.openxmlformats.org/drawingml/2006/picture">
+                <pic:pic xmlns:pic="http://schemas.openxmlformats.org/drawingml/2006/picture">
+                  <pic:nvPicPr>
+                    <pic:cNvPr id="1598086920" name=""/>
+                    <pic:cNvPicPr/>
+                  </pic:nvPicPr>
+                  <pic:blipFill>
+                    <a:blip r:embed="rId36"/>
+                    <a:stretch>
+                      <a:fillRect/>
+                    </a:stretch>
+                  </pic:blipFill>
+                  <pic:spPr>
+                    <a:xfrm>
+                      <a:off x="0" y="0"/>
+                      <a:ext cx="5943600" cy="3761105"/>
+                    </a:xfrm>
+                    <a:prstGeom prst="rect">
+                      <a:avLst/>
+                    </a:prstGeom>
+                  </pic:spPr>
+                </pic:pic>
+              </a:graphicData>
+            </a:graphic>
+          </wp:inline>
+        </w:drawing>
+      </w:r>
+    </w:p>
+    <w:p>
+      <w:pPr>
+        <w:pStyle w:val="Heading2"/>
+      </w:pPr>
+      <w:bookmarkStart w:id="44" w:name="_Toc232357506"/>
+      <w:r>
+        <w:lastRenderedPageBreak/>
+        <w:t>Password hashing system</w:t>
+      </w:r>
+      <w:bookmarkEnd w:id="44"/>
+    </w:p>
+    <w:p>
+      <w:r>
+        <w:drawing>
+          <wp:inline distT="0" distB="0" distL="0" distR="0" wp14:anchorId="580BF172" wp14:editId="6860E383">
+            <wp:extent cx="5943600" cy="3563620"/>
+            <wp:effectExtent l="0" t="0" r="0" b="0"/>
+            <wp:docPr id="1931891017" name="Picture 1"/>
+            <wp:cNvGraphicFramePr>
+              <a:graphicFrameLocks xmlns:a="http://schemas.openxmlformats.org/drawingml/2006/main" noChangeAspect="1"/>
+            </wp:cNvGraphicFramePr>
+            <a:graphic xmlns:a="http://schemas.openxmlformats.org/drawingml/2006/main">
+              <a:graphicData uri="http://schemas.openxmlformats.org/drawingml/2006/picture">
+                <pic:pic xmlns:pic="http://schemas.openxmlformats.org/drawingml/2006/picture">
+                  <pic:nvPicPr>
+                    <pic:cNvPr id="1931891017" name=""/>
+                    <pic:cNvPicPr/>
+                  </pic:nvPicPr>
+                  <pic:blipFill>
+                    <a:blip r:embed="rId37"/>
+                    <a:stretch>
+                      <a:fillRect/>
+                    </a:stretch>
+                  </pic:blipFill>
+                  <pic:spPr>
+                    <a:xfrm>
+                      <a:off x="0" y="0"/>
+                      <a:ext cx="5943600" cy="3563620"/>
+                    </a:xfrm>
+                    <a:prstGeom prst="rect">
+                      <a:avLst/>
+                    </a:prstGeom>
+                  </pic:spPr>
+                </pic:pic>
+              </a:graphicData>
+            </a:graphic>
+          </wp:inline>
+        </w:drawing>
+      </w:r>
+    </w:p>
+    <w:p>
+      <w:pPr>
+        <w:pStyle w:val="Heading2"/>
+      </w:pPr>
+      <w:bookmarkStart w:id="45" w:name="_Toc232357507"/>
+      <w:r>
+        <w:t>Login authentication</w:t>
+      </w:r>
+      <w:bookmarkEnd w:id="45"/>
+    </w:p>
+    <w:p>
+      <w:r>
+        <w:drawing>
+          <wp:inline distT="0" distB="0" distL="0" distR="0" wp14:anchorId="43750F0E" wp14:editId="38F73AD1">
+            <wp:extent cx="5943600" cy="3714750"/>
+            <wp:effectExtent l="0" t="0" r="0" b="0"/>
+            <wp:docPr id="736058818" name="Picture 1"/>
+            <wp:cNvGraphicFramePr>
+              <a:graphicFrameLocks xmlns:a="http://schemas.openxmlformats.org/drawingml/2006/main" noChangeAspect="1"/>
+            </wp:cNvGraphicFramePr>
+            <a:graphic xmlns:a="http://schemas.openxmlformats.org/drawingml/2006/main">
+              <a:graphicData uri="http://schemas.openxmlformats.org/drawingml/2006/picture">
+                <pic:pic xmlns:pic="http://schemas.openxmlformats.org/drawingml/2006/picture">
+                  <pic:nvPicPr>
+                    <pic:cNvPr id="736058818" name=""/>
+                    <pic:cNvPicPr/>
+                  </pic:nvPicPr>
+                  <pic:blipFill>
+                    <a:blip r:embed="rId38"/>
+                    <a:stretch>
+                      <a:fillRect/>
+                    </a:stretch>
+                  </pic:blipFill>
+                  <pic:spPr>
+                    <a:xfrm>
+                      <a:off x="0" y="0"/>
+                      <a:ext cx="5943600" cy="3714750"/>
+                    </a:xfrm>
+                    <a:prstGeom prst="rect">
+                      <a:avLst/>
+                    </a:prstGeom>
+                  </pic:spPr>
+                </pic:pic>
+              </a:graphicData>
+            </a:graphic>
+          </wp:inline>
+        </w:drawing>
+      </w:r>
+    </w:p>
+    <w:p>
+      <w:pPr>
+        <w:pStyle w:val="Heading2"/>
+      </w:pPr>
+      <w:bookmarkStart w:id="46" w:name="_Toc232357508"/>
+      <w:r>
+        <w:lastRenderedPageBreak/>
+        <w:t>Password security</w:t>
+      </w:r>
+      <w:bookmarkEnd w:id="46"/>
+    </w:p>
+    <w:p>
+      <w:r>
+        <w:drawing>
+          <wp:inline distT="0" distB="0" distL="0" distR="0" wp14:anchorId="152822FC" wp14:editId="1856E533">
+            <wp:extent cx="5943600" cy="4364355"/>
+            <wp:effectExtent l="0" t="0" r="0" b="0"/>
+            <wp:docPr id="1449313699" name="Picture 1"/>
+            <wp:cNvGraphicFramePr>
+              <a:graphicFrameLocks xmlns:a="http://schemas.openxmlformats.org/drawingml/2006/main" noChangeAspect="1"/>
+            </wp:cNvGraphicFramePr>
+            <a:graphic xmlns:a="http://schemas.openxmlformats.org/drawingml/2006/main">
+              <a:graphicData uri="http://schemas.openxmlformats.org/drawingml/2006/picture">
+                <pic:pic xmlns:pic="http://schemas.openxmlformats.org/drawingml/2006/picture">
+                  <pic:nvPicPr>
+                    <pic:cNvPr id="1449313699" name=""/>
+                    <pic:cNvPicPr/>
+                  </pic:nvPicPr>
+                  <pic:blipFill>
+                    <a:blip r:embed="rId39"/>
+                    <a:stretch>
+                      <a:fillRect/>
+                    </a:stretch>
+                  </pic:blipFill>
+                  <pic:spPr>
+                    <a:xfrm>
+                      <a:off x="0" y="0"/>
+                      <a:ext cx="5943600" cy="4364355"/>
+                    </a:xfrm>
+                    <a:prstGeom prst="rect">
+                      <a:avLst/>
+                    </a:prstGeom>
+                  </pic:spPr>
+                </pic:pic>
+              </a:graphicData>
+            </a:graphic>
+          </wp:inline>
+        </w:drawing>
+      </w:r>
+    </w:p>
+    <w:p>
+      <w:pPr>
+        <w:pStyle w:val="Heading2"/>
+      </w:pPr>
+      <w:bookmarkStart w:id="47" w:name="_Toc232357509"/>
+      <w:r>
+        <w:t>Digital signatures generation</w:t>
+      </w:r>
+      <w:bookmarkEnd w:id="47"/>
+    </w:p>
+    <w:p>
+      <w:r>
+        <w:drawing>
+          <wp:inline distT="0" distB="0" distL="0" distR="0" wp14:anchorId="50BAD7D4" wp14:editId="01334FE1">
+            <wp:extent cx="5943600" cy="3018790"/>
+            <wp:effectExtent l="0" t="0" r="0" b="0"/>
+            <wp:docPr id="1580864156" name="Picture 1"/>
+            <wp:cNvGraphicFramePr>
+              <a:graphicFrameLocks xmlns:a="http://schemas.openxmlformats.org/drawingml/2006/main" noChangeAspect="1"/>
+            </wp:cNvGraphicFramePr>
+            <a:graphic xmlns:a="http://schemas.openxmlformats.org/drawingml/2006/main">
+              <a:graphicData uri="http://schemas.openxmlformats.org/drawingml/2006/picture">
+                <pic:pic xmlns:pic="http://schemas.openxmlformats.org/drawingml/2006/picture">
+                  <pic:nvPicPr>
+                    <pic:cNvPr id="1580864156" name=""/>
+                    <pic:cNvPicPr/>
+                  </pic:nvPicPr>
+                  <pic:blipFill>
+                    <a:blip r:embed="rId40"/>
+                    <a:stretch>
+                      <a:fillRect/>
+                    </a:stretch>
+                  </pic:blipFill>
+                  <pic:spPr>
+                    <a:xfrm>
+                      <a:off x="0" y="0"/>
+                      <a:ext cx="5943600" cy="3018790"/>
+                    </a:xfrm>
+                    <a:prstGeom prst="rect">
+                      <a:avLst/>
+                    </a:prstGeom>
+                  </pic:spPr>
+                </pic:pic>
+              </a:graphicData>
+            </a:graphic>
+          </wp:inline>
+        </w:drawing>
+      </w:r>
+    </w:p>
+    <w:p>
+      <w:pPr>
+        <w:pStyle w:val="Heading2"/>
+      </w:pPr>
+      <w:bookmarkStart w:id="48" w:name="_Toc232357510"/>
+      <w:r>
+        <w:lastRenderedPageBreak/>
+        <w:t>Signature Verification process</w:t>
+      </w:r>
+      <w:bookmarkEnd w:id="48"/>
+    </w:p>
+    <w:p>
+      <w:r>
+        <w:drawing>
+          <wp:inline distT="0" distB="0" distL="0" distR="0" wp14:anchorId="0FBEB9DC" wp14:editId="6208E9C1">
+            <wp:extent cx="5943600" cy="4217670"/>
+            <wp:effectExtent l="0" t="0" r="0" b="0"/>
+            <wp:docPr id="1005754759" name="Picture 1"/>
+            <wp:cNvGraphicFramePr>
+              <a:graphicFrameLocks xmlns:a="http://schemas.openxmlformats.org/drawingml/2006/main" noChangeAspect="1"/>
+            </wp:cNvGraphicFramePr>
+            <a:graphic xmlns:a="http://schemas.openxmlformats.org/drawingml/2006/main">
+              <a:graphicData uri="http://schemas.openxmlformats.org/drawingml/2006/picture">
+                <pic:pic xmlns:pic="http://schemas.openxmlformats.org/drawingml/2006/picture">
+                  <pic:nvPicPr>
+                    <pic:cNvPr id="1005754759" name=""/>
+                    <pic:cNvPicPr/>
+                  </pic:nvPicPr>
+                  <pic:blipFill>
+                    <a:blip r:embed="rId41"/>
+                    <a:stretch>
+                      <a:fillRect/>
+                    </a:stretch>
+                  </pic:blipFill>
+                  <pic:spPr>
+                    <a:xfrm>
+                      <a:off x="0" y="0"/>
+                      <a:ext cx="5943600" cy="4217670"/>
+                    </a:xfrm>
+                    <a:prstGeom prst="rect">
+                      <a:avLst/>
+                    </a:prstGeom>
+                  </pic:spPr>
+                </pic:pic>
+              </a:graphicData>
+            </a:graphic>
+          </wp:inline>
+        </w:drawing>
+      </w:r>
+    </w:p>
+    <w:p>
+      <w:pPr>
+        <w:pStyle w:val="Heading2"/>
+      </w:pPr>
+      <w:bookmarkStart w:id="49" w:name="_Toc232357511"/>
+      <w:r>
+        <w:lastRenderedPageBreak/>
+        <w:t>Secure document validation</w:t>
+      </w:r>
+      <w:bookmarkEnd w:id="49"/>
+    </w:p>
+    <w:p>
+      <w:r>
+        <w:drawing>
+          <wp:inline distT="0" distB="0" distL="0" distR="0" wp14:anchorId="1DDFCAFC" wp14:editId="1CDD356D">
+            <wp:extent cx="5943600" cy="3383915"/>
+            <wp:effectExtent l="0" t="0" r="0" b="6985"/>
+            <wp:docPr id="62296478" name="Picture 1"/>
+            <wp:cNvGraphicFramePr>
+              <a:graphicFrameLocks xmlns:a="http://schemas.openxmlformats.org/drawingml/2006/main" noChangeAspect="1"/>
+            </wp:cNvGraphicFramePr>
+            <a:graphic xmlns:a="http://schemas.openxmlformats.org/drawingml/2006/main">
+              <a:graphicData uri="http://schemas.openxmlformats.org/drawingml/2006/picture">
+                <pic:pic xmlns:pic="http://schemas.openxmlformats.org/drawingml/2006/picture">
+                  <pic:nvPicPr>
+                    <pic:cNvPr id="62296478" name=""/>
+                    <pic:cNvPicPr/>
+                  </pic:nvPicPr>
+                  <pic:blipFill>
+                    <a:blip r:embed="rId42"/>
+                    <a:stretch>
+                      <a:fillRect/>
+                    </a:stretch>
+                  </pic:blipFill>
+                  <pic:spPr>
+                    <a:xfrm>
+                      <a:off x="0" y="0"/>
+                      <a:ext cx="5943600" cy="3383915"/>
+                    </a:xfrm>
+                    <a:prstGeom prst="rect">
+                      <a:avLst/>
+                    </a:prstGeom>
+                  </pic:spPr>
+                </pic:pic>
+              </a:graphicData>
+            </a:graphic>
+          </wp:inline>
+        </w:drawing>
       </w:r>
     </w:p>
     <w:sectPr>
@@ -3641,6 +6328,127 @@
     </w:sectPr>
   </w:body>
 </w:document>
+</file>
+
+<file path=word/numbering.xml><?xml version="1.0" encoding="utf-8"?>
+<w:numbering xmlns:wpc="http://schemas.microsoft.com/office/word/2010/wordprocessingCanvas" xmlns:cx="http://schemas.microsoft.com/office/drawing/2014/chartex" xmlns:cx1="http://schemas.microsoft.com/office/drawing/2015/9/8/chartex" xmlns:cx2="http://schemas.microsoft.com/office/drawing/2015/10/21/chartex" xmlns:cx3="http://schemas.microsoft.com/office/drawing/2016/5/9/chartex" xmlns:cx4="http://schemas.microsoft.com/office/drawing/2016/5/10/chartex" xmlns:cx5="http://schemas.microsoft.com/office/drawing/2016/5/11/chartex" xmlns:cx6="http://schemas.microsoft.com/office/drawing/2016/5/12/chartex" xmlns:cx7="http://schemas.microsoft.com/office/drawing/2016/5/13/chartex" xmlns:cx8="http://schemas.microsoft.com/office/drawing/2016/5/14/chartex" xmlns:mc="http://schemas.openxmlformats.org/markup-compatibility/2006" xmlns:aink="http://schemas.microsoft.com/office/drawing/2016/ink" xmlns:am3d="http://schemas.microsoft.com/office/drawing/2017/model3d" xmlns:o="urn:schemas-microsoft-com:office:office" xmlns:oel="http://schemas.microsoft.com/office/2019/extlst" xmlns:r="http://schemas.openxmlformats.org/officeDocument/2006/relationships" xmlns:m="http://schemas.openxmlformats.org/officeDocument/2006/math" xmlns:v="urn:schemas-microsoft-com:vml" xmlns:wp14="http://schemas.microsoft.com/office/word/2010/wordprocessingDrawing" xmlns:wp="http://schemas.openxmlformats.org/drawingml/2006/wordprocessingDrawing" xmlns:w10="urn:schemas-microsoft-com:office:word" xmlns:w="http://schemas.openxmlformats.org/wordprocessingml/2006/main" xmlns:w14="http://schemas.microsoft.com/office/word/2010/wordml" xmlns:w15="http://schemas.microsoft.com/office/word/2012/wordml" xmlns:w16cex="http://schemas.microsoft.com/office/word/2018/wordml/cex" xmlns:w16cid="http://schemas.microsoft.com/office/word/2016/wordml/cid" xmlns:w16="http://schemas.microsoft.com/office/word/2018/wordml" xmlns:w16du="http://schemas.microsoft.com/office/word/2023/wordml/word16du" xmlns:w16sdtdh="http://schemas.microsoft.com/office/word/2020/wordml/sdtdatahash" xmlns:w16sdtfl="http://schemas.microsoft.com/office/word/2024/wordml/sdtformatlock" xmlns:w16se="http://schemas.microsoft.com/office/word/2015/wordml/symex" xmlns:wpg="http://schemas.microsoft.com/office/word/2010/wordprocessingGroup" xmlns:wpi="http://schemas.microsoft.com/office/word/2010/wordprocessingInk" xmlns:wne="http://schemas.microsoft.com/office/word/2006/wordml" xmlns:wps="http://schemas.microsoft.com/office/word/2010/wordprocessingShape" mc:Ignorable="w14 w15 w16se w16cid w16 w16cex w16sdtdh w16sdtfl w16du wp14">
+  <w:abstractNum w:abstractNumId="0" w15:restartNumberingAfterBreak="0">
+    <w:nsid w:val="2ABB74B6"/>
+    <w:multiLevelType w:val="multilevel"/>
+    <w:tmpl w:val="55B43E92"/>
+    <w:lvl w:ilvl="0">
+      <w:start w:val="1"/>
+      <w:numFmt w:val="decimal"/>
+      <w:lvlText w:val="%1."/>
+      <w:lvlJc w:val="left"/>
+      <w:pPr>
+        <w:tabs>
+          <w:tab w:val="num" w:pos="720"/>
+        </w:tabs>
+        <w:ind w:left="720" w:hanging="360"/>
+      </w:pPr>
+    </w:lvl>
+    <w:lvl w:ilvl="1" w:tentative="1">
+      <w:start w:val="1"/>
+      <w:numFmt w:val="decimal"/>
+      <w:lvlText w:val="%2."/>
+      <w:lvlJc w:val="left"/>
+      <w:pPr>
+        <w:tabs>
+          <w:tab w:val="num" w:pos="1440"/>
+        </w:tabs>
+        <w:ind w:left="1440" w:hanging="360"/>
+      </w:pPr>
+    </w:lvl>
+    <w:lvl w:ilvl="2" w:tentative="1">
+      <w:start w:val="1"/>
+      <w:numFmt w:val="decimal"/>
+      <w:lvlText w:val="%3."/>
+      <w:lvlJc w:val="left"/>
+      <w:pPr>
+        <w:tabs>
+          <w:tab w:val="num" w:pos="2160"/>
+        </w:tabs>
+        <w:ind w:left="2160" w:hanging="360"/>
+      </w:pPr>
+    </w:lvl>
+    <w:lvl w:ilvl="3" w:tentative="1">
+      <w:start w:val="1"/>
+      <w:numFmt w:val="decimal"/>
+      <w:lvlText w:val="%4."/>
+      <w:lvlJc w:val="left"/>
+      <w:pPr>
+        <w:tabs>
+          <w:tab w:val="num" w:pos="2880"/>
+        </w:tabs>
+        <w:ind w:left="2880" w:hanging="360"/>
+      </w:pPr>
+    </w:lvl>
+    <w:lvl w:ilvl="4" w:tentative="1">
+      <w:start w:val="1"/>
+      <w:numFmt w:val="decimal"/>
+      <w:lvlText w:val="%5."/>
+      <w:lvlJc w:val="left"/>
+      <w:pPr>
+        <w:tabs>
+          <w:tab w:val="num" w:pos="3600"/>
+        </w:tabs>
+        <w:ind w:left="3600" w:hanging="360"/>
+      </w:pPr>
+    </w:lvl>
+    <w:lvl w:ilvl="5" w:tentative="1">
+      <w:start w:val="1"/>
+      <w:numFmt w:val="decimal"/>
+      <w:lvlText w:val="%6."/>
+      <w:lvlJc w:val="left"/>
+      <w:pPr>
+        <w:tabs>
+          <w:tab w:val="num" w:pos="4320"/>
+        </w:tabs>
+        <w:ind w:left="4320" w:hanging="360"/>
+      </w:pPr>
+    </w:lvl>
+    <w:lvl w:ilvl="6" w:tentative="1">
+      <w:start w:val="1"/>
+      <w:numFmt w:val="decimal"/>
+      <w:lvlText w:val="%7."/>
+      <w:lvlJc w:val="left"/>
+      <w:pPr>
+        <w:tabs>
+          <w:tab w:val="num" w:pos="5040"/>
+        </w:tabs>
+        <w:ind w:left="5040" w:hanging="360"/>
+      </w:pPr>
+    </w:lvl>
+    <w:lvl w:ilvl="7" w:tentative="1">
+      <w:start w:val="1"/>
+      <w:numFmt w:val="decimal"/>
+      <w:lvlText w:val="%8."/>
+      <w:lvlJc w:val="left"/>
+      <w:pPr>
+        <w:tabs>
+          <w:tab w:val="num" w:pos="5760"/>
+        </w:tabs>
+        <w:ind w:left="5760" w:hanging="360"/>
+      </w:pPr>
+    </w:lvl>
+    <w:lvl w:ilvl="8" w:tentative="1">
+      <w:start w:val="1"/>
+      <w:numFmt w:val="decimal"/>
+      <w:lvlText w:val="%9."/>
+      <w:lvlJc w:val="left"/>
+      <w:pPr>
+        <w:tabs>
+          <w:tab w:val="num" w:pos="6480"/>
+        </w:tabs>
+        <w:ind w:left="6480" w:hanging="360"/>
+      </w:pPr>
+    </w:lvl>
+  </w:abstractNum>
+  <w:num w:numId="1" w16cid:durableId="1816529023">
+    <w:abstractNumId w:val="0"/>
+  </w:num>
+</w:numbering>
 </file>
 
 <file path=word/styles.xml><?xml version="1.0" encoding="utf-8"?>
@@ -4100,7 +6908,6 @@
     <w:next w:val="Normal"/>
     <w:link w:val="Heading3Char"/>
     <w:uiPriority w:val="9"/>
-    <w:semiHidden/>
     <w:unhideWhenUsed/>
     <w:qFormat/>
     <w:rsid w:val="00CE0D39"/>
@@ -4252,7 +7059,6 @@
   <w:style w:type="character" w:default="1" w:styleId="DefaultParagraphFont">
     <w:name w:val="Default Paragraph Font"/>
     <w:uiPriority w:val="1"/>
-    <w:semiHidden/>
     <w:unhideWhenUsed/>
   </w:style>
   <w:style w:type="table" w:default="1" w:styleId="TableNormal">
@@ -4307,7 +7113,6 @@
     <w:basedOn w:val="DefaultParagraphFont"/>
     <w:link w:val="Heading3"/>
     <w:uiPriority w:val="9"/>
-    <w:semiHidden/>
     <w:rsid w:val="00CE0D39"/>
     <w:rPr>
       <w:rFonts w:eastAsiaTheme="majorEastAsia" w:cstheme="majorBidi"/>
@@ -4618,6 +7423,32 @@
       <w:u w:val="single"/>
     </w:rPr>
   </w:style>
+  <w:style w:type="paragraph" w:styleId="NormalWeb">
+    <w:name w:val="Normal (Web)"/>
+    <w:basedOn w:val="Normal"/>
+    <w:uiPriority w:val="99"/>
+    <w:semiHidden/>
+    <w:unhideWhenUsed/>
+    <w:rsid w:val="00B115F3"/>
+    <w:rPr>
+      <w:rFonts w:ascii="Times New Roman" w:hAnsi="Times New Roman" w:cs="Times New Roman"/>
+      <w:sz w:val="24"/>
+      <w:szCs w:val="24"/>
+    </w:rPr>
+  </w:style>
+  <w:style w:type="paragraph" w:styleId="TOC3">
+    <w:name w:val="toc 3"/>
+    <w:basedOn w:val="Normal"/>
+    <w:next w:val="Normal"/>
+    <w:autoRedefine/>
+    <w:uiPriority w:val="39"/>
+    <w:unhideWhenUsed/>
+    <w:rsid w:val="00C1099C"/>
+    <w:pPr>
+      <w:spacing w:after="100"/>
+      <w:ind w:left="400"/>
+    </w:pPr>
+  </w:style>
 </w:styles>
 </file>
 

--- a/advanced crypto.docx
+++ b/advanced crypto.docx
@@ -102,6 +102,12 @@
     </w:p>
     <w:sdt>
       <w:sdtPr>
+        <w:rPr>
+          <w:rFonts w:asciiTheme="minorHAnsi" w:eastAsiaTheme="minorEastAsia" w:hAnsiTheme="minorHAnsi" w:cstheme="minorBidi"/>
+          <w:color w:val="auto"/>
+          <w:sz w:val="20"/>
+          <w:szCs w:val="20"/>
+        </w:rPr>
         <w:id w:val="-1804768627"/>
         <w:docPartObj>
           <w:docPartGallery w:val="Table of Contents"/>
@@ -110,13 +116,9 @@
       </w:sdtPr>
       <w:sdtEndPr>
         <w:rPr>
-          <w:rFonts w:asciiTheme="minorHAnsi" w:eastAsiaTheme="minorEastAsia" w:hAnsiTheme="minorHAnsi" w:cstheme="minorBidi"/>
           <w:b/>
           <w:bCs/>
           <w:noProof/>
-          <w:color w:val="auto"/>
-          <w:sz w:val="20"/>
-          <w:szCs w:val="20"/>
         </w:rPr>
       </w:sdtEndPr>
       <w:sdtContent>
@@ -3885,13 +3887,8 @@
         <w:pStyle w:val="Heading2"/>
       </w:pPr>
       <w:bookmarkStart w:id="3" w:name="_Toc232357466"/>
-      <w:proofErr w:type="spellStart"/>
-      <w:r>
-        <w:t>Openssl</w:t>
-      </w:r>
-      <w:proofErr w:type="spellEnd"/>
-      <w:r>
-        <w:t xml:space="preserve"> test installation</w:t>
+      <w:r>
+        <w:t>Openssl test installation</w:t>
       </w:r>
       <w:bookmarkEnd w:id="3"/>
     </w:p>
@@ -4031,6 +4028,9 @@
     </w:p>
     <w:p>
       <w:r>
+        <w:rPr>
+          <w:noProof/>
+        </w:rPr>
         <w:drawing>
           <wp:inline distT="0" distB="0" distL="0" distR="0" wp14:anchorId="7AE0CA72" wp14:editId="0BC1DE70">
             <wp:extent cx="5943600" cy="3342640"/>
@@ -4149,14 +4149,9 @@
       </w:pPr>
       <w:bookmarkStart w:id="7" w:name="_Toc232357470"/>
       <w:r>
-        <w:t xml:space="preserve">Open </w:t>
-      </w:r>
-      <w:proofErr w:type="spellStart"/>
-      <w:r>
-        <w:t>ssl</w:t>
+        <w:t>Open ssl</w:t>
       </w:r>
       <w:bookmarkEnd w:id="7"/>
-      <w:proofErr w:type="spellEnd"/>
     </w:p>
     <w:p>
       <w:r>
@@ -4214,54 +4209,22 @@
           <w:szCs w:val="24"/>
         </w:rPr>
         <w:lastRenderedPageBreak/>
-        <w:t xml:space="preserve">Student reflection :I learnt how to use and navigate through the vs </w:t>
-      </w:r>
-      <w:proofErr w:type="spellStart"/>
+        <w:t>Student reflection :I learnt how to use and navigate through the vs code.</w:t>
+      </w:r>
       <w:r>
         <w:rPr>
           <w:sz w:val="24"/>
           <w:szCs w:val="24"/>
         </w:rPr>
-        <w:t>code.</w:t>
-      </w:r>
-      <w:r>
+        <w:t>The installation of open ssl and the pip installation program.</w:t>
+      </w:r>
+    </w:p>
+    <w:p>
+      <w:pPr>
         <w:rPr>
           <w:sz w:val="24"/>
           <w:szCs w:val="24"/>
         </w:rPr>
-        <w:t>The</w:t>
-      </w:r>
-      <w:proofErr w:type="spellEnd"/>
-      <w:r>
-        <w:rPr>
-          <w:sz w:val="24"/>
-          <w:szCs w:val="24"/>
-        </w:rPr>
-        <w:t xml:space="preserve"> installation of open </w:t>
-      </w:r>
-      <w:proofErr w:type="spellStart"/>
-      <w:r>
-        <w:rPr>
-          <w:sz w:val="24"/>
-          <w:szCs w:val="24"/>
-        </w:rPr>
-        <w:t>ssl</w:t>
-      </w:r>
-      <w:proofErr w:type="spellEnd"/>
-      <w:r>
-        <w:rPr>
-          <w:sz w:val="24"/>
-          <w:szCs w:val="24"/>
-        </w:rPr>
-        <w:t xml:space="preserve"> and the pip installation program.</w:t>
-      </w:r>
-    </w:p>
-    <w:p>
-      <w:pPr>
-        <w:rPr>
-          <w:sz w:val="24"/>
-          <w:szCs w:val="24"/>
-        </w:rPr>
       </w:pPr>
     </w:p>
     <w:p>
@@ -4282,19 +4245,11 @@
         </w:rPr>
       </w:pPr>
       <w:bookmarkStart w:id="9" w:name="_Toc232357472"/>
-      <w:proofErr w:type="spellStart"/>
       <w:r>
         <w:rPr>
           <w:rStyle w:val="Heading2Char"/>
         </w:rPr>
-        <w:t>Caepsar</w:t>
-      </w:r>
-      <w:proofErr w:type="spellEnd"/>
-      <w:r>
-        <w:rPr>
-          <w:rStyle w:val="Heading2Char"/>
-        </w:rPr>
-        <w:t xml:space="preserve"> cipher implement</w:t>
+        <w:t>Caepsar cipher implement</w:t>
       </w:r>
       <w:bookmarkEnd w:id="9"/>
       <w:r>
@@ -4536,24 +4491,15 @@
           <w:sz w:val="24"/>
           <w:szCs w:val="24"/>
         </w:rPr>
-        <w:t xml:space="preserve">CIPHER TESTING </w:t>
-      </w:r>
-      <w:proofErr w:type="spellStart"/>
+        <w:t>CIPHER TESTING RESUL</w:t>
+      </w:r>
       <w:r>
         <w:rPr>
           <w:sz w:val="24"/>
           <w:szCs w:val="24"/>
         </w:rPr>
-        <w:t>RESUL</w:t>
-      </w:r>
-      <w:r>
-        <w:rPr>
-          <w:sz w:val="24"/>
-          <w:szCs w:val="24"/>
-        </w:rPr>
         <w:t>t</w:t>
       </w:r>
-      <w:proofErr w:type="spellEnd"/>
     </w:p>
     <w:p>
       <w:pPr>
@@ -4571,13 +4517,8 @@
         <w:pStyle w:val="Heading2"/>
       </w:pPr>
       <w:bookmarkStart w:id="13" w:name="_Toc232357476"/>
-      <w:proofErr w:type="spellStart"/>
-      <w:r>
-        <w:t>Lfsr</w:t>
-      </w:r>
-      <w:proofErr w:type="spellEnd"/>
-      <w:r>
-        <w:t xml:space="preserve"> generator implementation</w:t>
+      <w:r>
+        <w:t>Lfsr generator implementation</w:t>
       </w:r>
       <w:bookmarkEnd w:id="13"/>
     </w:p>
@@ -4884,6 +4825,7 @@
       </w:pPr>
       <w:r>
         <w:rPr>
+          <w:noProof/>
           <w:sz w:val="24"/>
           <w:szCs w:val="24"/>
         </w:rPr>
@@ -4936,23 +4878,7 @@
     </w:p>
     <w:p>
       <w:r>
-        <w:t xml:space="preserve">Python’s built-in time or </w:t>
-      </w:r>
-      <w:proofErr w:type="spellStart"/>
-      <w:r>
-        <w:t>timeit</w:t>
-      </w:r>
-      <w:proofErr w:type="spellEnd"/>
-      <w:r>
-        <w:t xml:space="preserve"> libraries allow you to measure execution time down to the microsecond, while the standard cryptography library provides production-grade implementations of algorithms like AES and ChaCha20 to test against. o </w:t>
-      </w:r>
-      <w:proofErr w:type="gramStart"/>
-      <w:r>
-        <w:t>simulate</w:t>
-      </w:r>
-      <w:proofErr w:type="gramEnd"/>
-      <w:r>
-        <w:t xml:space="preserve"> the RC4 stream cipher in VS Code, the most straightforward approach is to write a script in a language like Python or JavaScript (Node.js). Since Python is highly readable and perfect for cryptographic simulations</w:t>
+        <w:t>Python’s built-in time or timeit libraries allow you to measure execution time down to the microsecond, while the standard cryptography library provides production-grade implementations of algorithms like AES and ChaCha20 to test against. o simulate the RC4 stream cipher in VS Code, the most straightforward approach is to write a script in a language like Python or JavaScript (Node.js). Since Python is highly readable and perfect for cryptographic simulations</w:t>
       </w:r>
       <w:r>
         <w:t>.</w:t>
@@ -4982,19 +4908,17 @@
         <w:pStyle w:val="Heading2"/>
       </w:pPr>
       <w:bookmarkStart w:id="20" w:name="_Toc232357483"/>
-      <w:proofErr w:type="spellStart"/>
-      <w:r>
-        <w:t>Aes</w:t>
-      </w:r>
-      <w:proofErr w:type="spellEnd"/>
-      <w:r>
-        <w:t xml:space="preserve"> encryption script</w:t>
+      <w:r>
+        <w:t>Aes encryption script</w:t>
       </w:r>
       <w:bookmarkEnd w:id="20"/>
     </w:p>
     <w:p/>
     <w:p>
       <w:r>
+        <w:rPr>
+          <w:noProof/>
+        </w:rPr>
         <w:drawing>
           <wp:inline distT="0" distB="0" distL="0" distR="0" wp14:anchorId="34C0E11D" wp14:editId="10EC3E6D">
             <wp:extent cx="5943600" cy="1224915"/>
@@ -5045,6 +4969,9 @@
     <w:p/>
     <w:p>
       <w:r>
+        <w:rPr>
+          <w:noProof/>
+        </w:rPr>
         <w:drawing>
           <wp:inline distT="0" distB="0" distL="0" distR="0" wp14:anchorId="0BD37B8B" wp14:editId="0149A487">
             <wp:extent cx="5943600" cy="720090"/>
@@ -5084,6 +5011,9 @@
     </w:p>
     <w:p>
       <w:r>
+        <w:rPr>
+          <w:noProof/>
+        </w:rPr>
         <w:drawing>
           <wp:inline distT="0" distB="0" distL="0" distR="0" wp14:anchorId="15964634" wp14:editId="78075682">
             <wp:extent cx="5943600" cy="3917950"/>
@@ -5235,6 +5165,9 @@
     <w:p/>
     <w:p>
       <w:r>
+        <w:rPr>
+          <w:noProof/>
+        </w:rPr>
         <w:lastRenderedPageBreak/>
         <w:drawing>
           <wp:inline distT="0" distB="0" distL="0" distR="0" wp14:anchorId="5D7B14AF" wp14:editId="3C7EA566">
@@ -5286,6 +5219,9 @@
     </w:p>
     <w:p>
       <w:r>
+        <w:rPr>
+          <w:noProof/>
+        </w:rPr>
         <w:drawing>
           <wp:inline distT="0" distB="0" distL="0" distR="0" wp14:anchorId="6D06F8C2" wp14:editId="132C27C2">
             <wp:extent cx="5943600" cy="3917950"/>
@@ -5336,6 +5272,9 @@
     </w:p>
     <w:p>
       <w:r>
+        <w:rPr>
+          <w:noProof/>
+        </w:rPr>
         <w:drawing>
           <wp:inline distT="0" distB="0" distL="0" distR="0" wp14:anchorId="55B3EC86" wp14:editId="66B18726">
             <wp:extent cx="5943600" cy="3924935"/>
@@ -5386,6 +5325,9 @@
     </w:p>
     <w:p>
       <w:r>
+        <w:rPr>
+          <w:noProof/>
+        </w:rPr>
         <w:drawing>
           <wp:inline distT="0" distB="0" distL="0" distR="0" wp14:anchorId="406C90E4" wp14:editId="6636CD21">
             <wp:extent cx="5943600" cy="3722370"/>
@@ -5445,6 +5387,9 @@
         </w:tabs>
       </w:pPr>
       <w:r>
+        <w:rPr>
+          <w:noProof/>
+        </w:rPr>
         <w:drawing>
           <wp:inline distT="0" distB="0" distL="0" distR="0" wp14:anchorId="107FF43C" wp14:editId="63E46D15">
             <wp:extent cx="5943600" cy="4530725"/>
@@ -5495,6 +5440,9 @@
     </w:p>
     <w:p>
       <w:r>
+        <w:rPr>
+          <w:noProof/>
+        </w:rPr>
         <w:drawing>
           <wp:inline distT="0" distB="0" distL="0" distR="0" wp14:anchorId="287E1AE3" wp14:editId="2ADA73FE">
             <wp:extent cx="5943600" cy="3192780"/>
@@ -5662,19 +5610,17 @@
         <w:pStyle w:val="Heading2"/>
       </w:pPr>
       <w:bookmarkStart w:id="34" w:name="_Toc232357496"/>
-      <w:proofErr w:type="spellStart"/>
       <w:r>
         <w:lastRenderedPageBreak/>
-        <w:t>Fiestel</w:t>
-      </w:r>
-      <w:proofErr w:type="spellEnd"/>
-      <w:r>
-        <w:t xml:space="preserve"> structure</w:t>
+        <w:t>Fiestel structure</w:t>
       </w:r>
       <w:bookmarkEnd w:id="34"/>
     </w:p>
     <w:p>
       <w:r>
+        <w:rPr>
+          <w:noProof/>
+        </w:rPr>
         <w:drawing>
           <wp:inline distT="0" distB="0" distL="0" distR="0" wp14:anchorId="150E2CAB" wp14:editId="3FA80776">
             <wp:extent cx="5943600" cy="4111625"/>
@@ -5726,6 +5672,9 @@
     </w:p>
     <w:p>
       <w:r>
+        <w:rPr>
+          <w:noProof/>
+        </w:rPr>
         <w:drawing>
           <wp:inline distT="0" distB="0" distL="0" distR="0" wp14:anchorId="0C7F8C36" wp14:editId="3B2DEFE7">
             <wp:extent cx="5943600" cy="3895090"/>
@@ -5774,6 +5723,9 @@
         <w:t>WEEK 7</w:t>
       </w:r>
       <w:bookmarkEnd w:id="36"/>
+      <w:r>
+        <w:t>/week 8</w:t>
+      </w:r>
     </w:p>
     <w:p>
       <w:pPr>
@@ -5781,17 +5733,15 @@
       </w:pPr>
       <w:bookmarkStart w:id="37" w:name="_Toc232357499"/>
       <w:r>
-        <w:t xml:space="preserve">Python </w:t>
-      </w:r>
-      <w:proofErr w:type="spellStart"/>
-      <w:r>
-        <w:t>programme</w:t>
+        <w:t>Python programme</w:t>
       </w:r>
       <w:bookmarkEnd w:id="37"/>
-      <w:proofErr w:type="spellEnd"/>
-    </w:p>
-    <w:p>
-      <w:r>
+    </w:p>
+    <w:p>
+      <w:r>
+        <w:rPr>
+          <w:noProof/>
+        </w:rPr>
         <w:drawing>
           <wp:inline distT="0" distB="0" distL="0" distR="0" wp14:anchorId="2893F2F5" wp14:editId="4F4480E6">
             <wp:extent cx="5943600" cy="3858895"/>
@@ -5854,6 +5804,9 @@
     </w:p>
     <w:p>
       <w:r>
+        <w:rPr>
+          <w:noProof/>
+        </w:rPr>
         <w:drawing>
           <wp:inline distT="0" distB="0" distL="0" distR="0" wp14:anchorId="734FD344" wp14:editId="7D4CCC91">
             <wp:extent cx="5943600" cy="3138805"/>
@@ -5903,6 +5856,9 @@
     </w:p>
     <w:p>
       <w:r>
+        <w:rPr>
+          <w:noProof/>
+        </w:rPr>
         <w:drawing>
           <wp:inline distT="0" distB="0" distL="0" distR="0" wp14:anchorId="459C1F91" wp14:editId="31C261B3">
             <wp:extent cx="5943600" cy="3576955"/>
@@ -5985,6 +5941,9 @@
     </w:p>
     <w:p>
       <w:r>
+        <w:rPr>
+          <w:noProof/>
+        </w:rPr>
         <w:drawing>
           <wp:inline distT="0" distB="0" distL="0" distR="0" wp14:anchorId="1EFB871E" wp14:editId="1CE1EAE8">
             <wp:extent cx="5943600" cy="3761105"/>
@@ -6035,6 +5994,9 @@
     </w:p>
     <w:p>
       <w:r>
+        <w:rPr>
+          <w:noProof/>
+        </w:rPr>
         <w:drawing>
           <wp:inline distT="0" distB="0" distL="0" distR="0" wp14:anchorId="580BF172" wp14:editId="6860E383">
             <wp:extent cx="5943600" cy="3563620"/>
@@ -6084,6 +6046,9 @@
     </w:p>
     <w:p>
       <w:r>
+        <w:rPr>
+          <w:noProof/>
+        </w:rPr>
         <w:drawing>
           <wp:inline distT="0" distB="0" distL="0" distR="0" wp14:anchorId="43750F0E" wp14:editId="38F73AD1">
             <wp:extent cx="5943600" cy="3714750"/>
@@ -6134,6 +6099,9 @@
     </w:p>
     <w:p>
       <w:r>
+        <w:rPr>
+          <w:noProof/>
+        </w:rPr>
         <w:drawing>
           <wp:inline distT="0" distB="0" distL="0" distR="0" wp14:anchorId="152822FC" wp14:editId="1856E533">
             <wp:extent cx="5943600" cy="4364355"/>
@@ -6183,6 +6151,9 @@
     </w:p>
     <w:p>
       <w:r>
+        <w:rPr>
+          <w:noProof/>
+        </w:rPr>
         <w:drawing>
           <wp:inline distT="0" distB="0" distL="0" distR="0" wp14:anchorId="50BAD7D4" wp14:editId="01334FE1">
             <wp:extent cx="5943600" cy="3018790"/>
@@ -6233,6 +6204,9 @@
     </w:p>
     <w:p>
       <w:r>
+        <w:rPr>
+          <w:noProof/>
+        </w:rPr>
         <w:drawing>
           <wp:inline distT="0" distB="0" distL="0" distR="0" wp14:anchorId="0FBEB9DC" wp14:editId="6208E9C1">
             <wp:extent cx="5943600" cy="4217670"/>
@@ -6270,21 +6244,26 @@
         </w:drawing>
       </w:r>
     </w:p>
+    <w:p/>
     <w:p>
       <w:pPr>
         <w:pStyle w:val="Heading2"/>
       </w:pPr>
-      <w:bookmarkStart w:id="49" w:name="_Toc232357511"/>
       <w:r>
         <w:lastRenderedPageBreak/>
         <w:t>Secure document validation</w:t>
       </w:r>
-      <w:bookmarkEnd w:id="49"/>
-    </w:p>
-    <w:p>
-      <w:r>
+    </w:p>
+    <w:p>
+      <w:pPr>
+        <w:pStyle w:val="Heading2"/>
+      </w:pPr>
+      <w:r>
+        <w:rPr>
+          <w:noProof/>
+        </w:rPr>
         <w:drawing>
-          <wp:inline distT="0" distB="0" distL="0" distR="0" wp14:anchorId="1DDFCAFC" wp14:editId="1CDD356D">
+          <wp:inline distT="0" distB="0" distL="0" distR="0" wp14:anchorId="439AB28B" wp14:editId="60345CE7">
             <wp:extent cx="5943600" cy="3383915"/>
             <wp:effectExtent l="0" t="0" r="0" b="6985"/>
             <wp:docPr id="62296478" name="Picture 1"/>
@@ -6308,6 +6287,256 @@
                     <a:xfrm>
                       <a:off x="0" y="0"/>
                       <a:ext cx="5943600" cy="3383915"/>
+                    </a:xfrm>
+                    <a:prstGeom prst="rect">
+                      <a:avLst/>
+                    </a:prstGeom>
+                  </pic:spPr>
+                </pic:pic>
+              </a:graphicData>
+            </a:graphic>
+          </wp:inline>
+        </w:drawing>
+      </w:r>
+    </w:p>
+    <w:p>
+      <w:pPr>
+        <w:pStyle w:val="Heading2"/>
+      </w:pPr>
+      <w:r>
+        <w:t>Diffie hellman</w:t>
+      </w:r>
+    </w:p>
+    <w:p>
+      <w:r>
+        <w:drawing>
+          <wp:inline distT="0" distB="0" distL="0" distR="0" wp14:anchorId="7310AD94" wp14:editId="69AA542E">
+            <wp:extent cx="5943600" cy="3366135"/>
+            <wp:effectExtent l="0" t="0" r="0" b="5715"/>
+            <wp:docPr id="1990669526" name="Picture 1"/>
+            <wp:cNvGraphicFramePr>
+              <a:graphicFrameLocks xmlns:a="http://schemas.openxmlformats.org/drawingml/2006/main" noChangeAspect="1"/>
+            </wp:cNvGraphicFramePr>
+            <a:graphic xmlns:a="http://schemas.openxmlformats.org/drawingml/2006/main">
+              <a:graphicData uri="http://schemas.openxmlformats.org/drawingml/2006/picture">
+                <pic:pic xmlns:pic="http://schemas.openxmlformats.org/drawingml/2006/picture">
+                  <pic:nvPicPr>
+                    <pic:cNvPr id="1990669526" name=""/>
+                    <pic:cNvPicPr/>
+                  </pic:nvPicPr>
+                  <pic:blipFill>
+                    <a:blip r:embed="rId43"/>
+                    <a:stretch>
+                      <a:fillRect/>
+                    </a:stretch>
+                  </pic:blipFill>
+                  <pic:spPr>
+                    <a:xfrm>
+                      <a:off x="0" y="0"/>
+                      <a:ext cx="5943600" cy="3366135"/>
+                    </a:xfrm>
+                    <a:prstGeom prst="rect">
+                      <a:avLst/>
+                    </a:prstGeom>
+                  </pic:spPr>
+                </pic:pic>
+              </a:graphicData>
+            </a:graphic>
+          </wp:inline>
+        </w:drawing>
+      </w:r>
+    </w:p>
+    <w:p>
+      <w:pPr>
+        <w:pStyle w:val="Heading2"/>
+      </w:pPr>
+      <w:r>
+        <w:lastRenderedPageBreak/>
+        <w:t>Asymmetric cryptography</w:t>
+      </w:r>
+    </w:p>
+    <w:p>
+      <w:r>
+        <w:drawing>
+          <wp:inline distT="0" distB="0" distL="0" distR="0" wp14:anchorId="33ECE3B3" wp14:editId="1FE91018">
+            <wp:extent cx="5943600" cy="3931285"/>
+            <wp:effectExtent l="0" t="0" r="0" b="0"/>
+            <wp:docPr id="898480284" name="Picture 1"/>
+            <wp:cNvGraphicFramePr>
+              <a:graphicFrameLocks xmlns:a="http://schemas.openxmlformats.org/drawingml/2006/main" noChangeAspect="1"/>
+            </wp:cNvGraphicFramePr>
+            <a:graphic xmlns:a="http://schemas.openxmlformats.org/drawingml/2006/main">
+              <a:graphicData uri="http://schemas.openxmlformats.org/drawingml/2006/picture">
+                <pic:pic xmlns:pic="http://schemas.openxmlformats.org/drawingml/2006/picture">
+                  <pic:nvPicPr>
+                    <pic:cNvPr id="898480284" name=""/>
+                    <pic:cNvPicPr/>
+                  </pic:nvPicPr>
+                  <pic:blipFill>
+                    <a:blip r:embed="rId44"/>
+                    <a:stretch>
+                      <a:fillRect/>
+                    </a:stretch>
+                  </pic:blipFill>
+                  <pic:spPr>
+                    <a:xfrm>
+                      <a:off x="0" y="0"/>
+                      <a:ext cx="5943600" cy="3931285"/>
+                    </a:xfrm>
+                    <a:prstGeom prst="rect">
+                      <a:avLst/>
+                    </a:prstGeom>
+                  </pic:spPr>
+                </pic:pic>
+              </a:graphicData>
+            </a:graphic>
+          </wp:inline>
+        </w:drawing>
+      </w:r>
+    </w:p>
+    <w:p>
+      <w:pPr>
+        <w:pStyle w:val="Heading2"/>
+      </w:pPr>
+      <w:r>
+        <w:lastRenderedPageBreak/>
+        <w:t>Np complet</w:t>
+      </w:r>
+      <w:r>
+        <w:t>e</w:t>
+      </w:r>
+      <w:r>
+        <w:t>ness</w:t>
+      </w:r>
+    </w:p>
+    <w:p>
+      <w:pPr>
+        <w:pStyle w:val="Heading2"/>
+      </w:pPr>
+      <w:r>
+        <w:drawing>
+          <wp:inline distT="0" distB="0" distL="0" distR="0" wp14:anchorId="5EDBC53E" wp14:editId="65345D77">
+            <wp:extent cx="5943600" cy="3562985"/>
+            <wp:effectExtent l="0" t="0" r="0" b="0"/>
+            <wp:docPr id="163764924" name="Picture 1"/>
+            <wp:cNvGraphicFramePr>
+              <a:graphicFrameLocks xmlns:a="http://schemas.openxmlformats.org/drawingml/2006/main" noChangeAspect="1"/>
+            </wp:cNvGraphicFramePr>
+            <a:graphic xmlns:a="http://schemas.openxmlformats.org/drawingml/2006/main">
+              <a:graphicData uri="http://schemas.openxmlformats.org/drawingml/2006/picture">
+                <pic:pic xmlns:pic="http://schemas.openxmlformats.org/drawingml/2006/picture">
+                  <pic:nvPicPr>
+                    <pic:cNvPr id="163764924" name=""/>
+                    <pic:cNvPicPr/>
+                  </pic:nvPicPr>
+                  <pic:blipFill>
+                    <a:blip r:embed="rId45"/>
+                    <a:stretch>
+                      <a:fillRect/>
+                    </a:stretch>
+                  </pic:blipFill>
+                  <pic:spPr>
+                    <a:xfrm>
+                      <a:off x="0" y="0"/>
+                      <a:ext cx="5943600" cy="3562985"/>
+                    </a:xfrm>
+                    <a:prstGeom prst="rect">
+                      <a:avLst/>
+                    </a:prstGeom>
+                  </pic:spPr>
+                </pic:pic>
+              </a:graphicData>
+            </a:graphic>
+          </wp:inline>
+        </w:drawing>
+      </w:r>
+    </w:p>
+    <w:p>
+      <w:pPr>
+        <w:pStyle w:val="Heading2"/>
+      </w:pPr>
+      <w:r>
+        <w:t>Ssl configuration</w:t>
+      </w:r>
+    </w:p>
+    <w:p>
+      <w:r>
+        <w:drawing>
+          <wp:inline distT="0" distB="0" distL="0" distR="0" wp14:anchorId="33E970EC" wp14:editId="71DC4564">
+            <wp:extent cx="5943600" cy="3215005"/>
+            <wp:effectExtent l="0" t="0" r="0" b="4445"/>
+            <wp:docPr id="418419470" name="Picture 1"/>
+            <wp:cNvGraphicFramePr>
+              <a:graphicFrameLocks xmlns:a="http://schemas.openxmlformats.org/drawingml/2006/main" noChangeAspect="1"/>
+            </wp:cNvGraphicFramePr>
+            <a:graphic xmlns:a="http://schemas.openxmlformats.org/drawingml/2006/main">
+              <a:graphicData uri="http://schemas.openxmlformats.org/drawingml/2006/picture">
+                <pic:pic xmlns:pic="http://schemas.openxmlformats.org/drawingml/2006/picture">
+                  <pic:nvPicPr>
+                    <pic:cNvPr id="418419470" name=""/>
+                    <pic:cNvPicPr/>
+                  </pic:nvPicPr>
+                  <pic:blipFill>
+                    <a:blip r:embed="rId46"/>
+                    <a:stretch>
+                      <a:fillRect/>
+                    </a:stretch>
+                  </pic:blipFill>
+                  <pic:spPr>
+                    <a:xfrm>
+                      <a:off x="0" y="0"/>
+                      <a:ext cx="5943600" cy="3215005"/>
+                    </a:xfrm>
+                    <a:prstGeom prst="rect">
+                      <a:avLst/>
+                    </a:prstGeom>
+                  </pic:spPr>
+                </pic:pic>
+              </a:graphicData>
+            </a:graphic>
+          </wp:inline>
+        </w:drawing>
+      </w:r>
+    </w:p>
+    <w:p>
+      <w:pPr>
+        <w:pStyle w:val="Heading2"/>
+      </w:pPr>
+      <w:r>
+        <w:lastRenderedPageBreak/>
+        <w:t xml:space="preserve">Secure https </w:t>
+      </w:r>
+      <w:r>
+        <w:t>communication test</w:t>
+      </w:r>
+    </w:p>
+    <w:p>
+      <w:r>
+        <w:drawing>
+          <wp:inline distT="0" distB="0" distL="0" distR="0" wp14:anchorId="164A01A7" wp14:editId="4482E2A9">
+            <wp:extent cx="5943600" cy="3378200"/>
+            <wp:effectExtent l="0" t="0" r="0" b="0"/>
+            <wp:docPr id="2088102547" name="Picture 1"/>
+            <wp:cNvGraphicFramePr>
+              <a:graphicFrameLocks xmlns:a="http://schemas.openxmlformats.org/drawingml/2006/main" noChangeAspect="1"/>
+            </wp:cNvGraphicFramePr>
+            <a:graphic xmlns:a="http://schemas.openxmlformats.org/drawingml/2006/main">
+              <a:graphicData uri="http://schemas.openxmlformats.org/drawingml/2006/picture">
+                <pic:pic xmlns:pic="http://schemas.openxmlformats.org/drawingml/2006/picture">
+                  <pic:nvPicPr>
+                    <pic:cNvPr id="2088102547" name=""/>
+                    <pic:cNvPicPr/>
+                  </pic:nvPicPr>
+                  <pic:blipFill>
+                    <a:blip r:embed="rId47"/>
+                    <a:stretch>
+                      <a:fillRect/>
+                    </a:stretch>
+                  </pic:blipFill>
+                  <pic:spPr>
+                    <a:xfrm>
+                      <a:off x="0" y="0"/>
+                      <a:ext cx="5943600" cy="3378200"/>
                     </a:xfrm>
                     <a:prstGeom prst="rect">
                       <a:avLst/>
@@ -7059,6 +7288,7 @@
   <w:style w:type="character" w:default="1" w:styleId="DefaultParagraphFont">
     <w:name w:val="Default Paragraph Font"/>
     <w:uiPriority w:val="1"/>
+    <w:semiHidden/>
     <w:unhideWhenUsed/>
   </w:style>
   <w:style w:type="table" w:default="1" w:styleId="TableNormal">
